--- a/Web-технологии/lab8/lab8.docx
+++ b/Web-технологии/lab8/lab8.docx
@@ -839,9 +839,6 @@
     <w:p>
       <w:pPr>
         <w:jc w:val="both"/>
-        <w:rPr>
-          <w:lang w:val="en-US"/>
-        </w:rPr>
       </w:pPr>
       <w:r>
         <w:rPr>
@@ -1006,6 +1003,7 @@
       <w:r>
         <w:rPr>
           <w:rFonts w:ascii="Times New Roman" w:hAnsi="Times New Roman" w:cs="Times New Roman"/>
+          <w:noProof/>
           <w:sz w:val="28"/>
           <w:szCs w:val="24"/>
         </w:rPr>
@@ -1253,6 +1251,7 @@
           <w:rFonts w:ascii="Times New Roman" w:hAnsi="Times New Roman" w:cs="Times New Roman"/>
           <w:sz w:val="24"/>
           <w:szCs w:val="22"/>
+          <w:lang w:val="en-US"/>
         </w:rPr>
       </w:pPr>
       <w:r>
@@ -1260,230 +1259,253 @@
           <w:rFonts w:ascii="Times New Roman" w:hAnsi="Times New Roman" w:cs="Times New Roman"/>
           <w:sz w:val="24"/>
           <w:szCs w:val="22"/>
-        </w:rPr>
-        <w:t>&lt;?</w:t>
-      </w:r>
-      <w:proofErr w:type="spellStart"/>
-      <w:r>
+          <w:lang w:val="en-US"/>
+        </w:rPr>
+        <w:t>&lt;?php</w:t>
+      </w:r>
+    </w:p>
+    <w:p>
+      <w:pPr>
         <w:rPr>
           <w:rFonts w:ascii="Times New Roman" w:hAnsi="Times New Roman" w:cs="Times New Roman"/>
           <w:sz w:val="24"/>
           <w:szCs w:val="22"/>
-        </w:rPr>
-        <w:t>php</w:t>
-      </w:r>
-      <w:proofErr w:type="spellEnd"/>
-    </w:p>
-    <w:p>
-      <w:pPr>
+          <w:lang w:val="en-US"/>
+        </w:rPr>
+      </w:pPr>
+      <w:r>
         <w:rPr>
           <w:rFonts w:ascii="Times New Roman" w:hAnsi="Times New Roman" w:cs="Times New Roman"/>
           <w:sz w:val="24"/>
           <w:szCs w:val="22"/>
-        </w:rPr>
-      </w:pPr>
-      <w:r>
+          <w:lang w:val="en-US"/>
+        </w:rPr>
+        <w:t>$host = 'localhost';      </w:t>
+      </w:r>
+    </w:p>
+    <w:p>
+      <w:pPr>
         <w:rPr>
           <w:rFonts w:ascii="Times New Roman" w:hAnsi="Times New Roman" w:cs="Times New Roman"/>
           <w:sz w:val="24"/>
           <w:szCs w:val="22"/>
-        </w:rPr>
-        <w:t>$</w:t>
-      </w:r>
-      <w:proofErr w:type="spellStart"/>
+          <w:lang w:val="en-US"/>
+        </w:rPr>
+      </w:pPr>
       <w:r>
         <w:rPr>
           <w:rFonts w:ascii="Times New Roman" w:hAnsi="Times New Roman" w:cs="Times New Roman"/>
           <w:sz w:val="24"/>
           <w:szCs w:val="22"/>
-        </w:rPr>
-        <w:t>host</w:t>
-      </w:r>
-      <w:proofErr w:type="spellEnd"/>
+          <w:lang w:val="en-US"/>
+        </w:rPr>
+        <w:t>$</w:t>
+      </w:r>
+      <w:proofErr w:type="spellStart"/>
       <w:r>
         <w:rPr>
           <w:rFonts w:ascii="Times New Roman" w:hAnsi="Times New Roman" w:cs="Times New Roman"/>
           <w:sz w:val="24"/>
           <w:szCs w:val="22"/>
-        </w:rPr>
-        <w:t xml:space="preserve"> = '</w:t>
-      </w:r>
-      <w:proofErr w:type="spellStart"/>
+          <w:lang w:val="en-US"/>
+        </w:rPr>
+        <w:t>dbname</w:t>
+      </w:r>
+      <w:proofErr w:type="spellEnd"/>
       <w:r>
         <w:rPr>
           <w:rFonts w:ascii="Times New Roman" w:hAnsi="Times New Roman" w:cs="Times New Roman"/>
           <w:sz w:val="24"/>
           <w:szCs w:val="22"/>
-        </w:rPr>
-        <w:t>localhost</w:t>
-      </w:r>
-      <w:proofErr w:type="spellEnd"/>
+          <w:lang w:val="en-US"/>
+        </w:rPr>
+        <w:t xml:space="preserve"> = '</w:t>
+      </w:r>
+      <w:proofErr w:type="spellStart"/>
       <w:r>
         <w:rPr>
           <w:rFonts w:ascii="Times New Roman" w:hAnsi="Times New Roman" w:cs="Times New Roman"/>
           <w:sz w:val="24"/>
           <w:szCs w:val="22"/>
-        </w:rPr>
-        <w:t>';      </w:t>
-      </w:r>
-    </w:p>
-    <w:p>
-      <w:pPr>
+          <w:lang w:val="en-US"/>
+        </w:rPr>
+        <w:t>webauth</w:t>
+      </w:r>
+      <w:proofErr w:type="spellEnd"/>
+      <w:r>
         <w:rPr>
           <w:rFonts w:ascii="Times New Roman" w:hAnsi="Times New Roman" w:cs="Times New Roman"/>
           <w:sz w:val="24"/>
           <w:szCs w:val="22"/>
-        </w:rPr>
-      </w:pPr>
-      <w:r>
+          <w:lang w:val="en-US"/>
+        </w:rPr>
+        <w:t xml:space="preserve">';       </w:t>
+      </w:r>
+    </w:p>
+    <w:p>
+      <w:pPr>
         <w:rPr>
           <w:rFonts w:ascii="Times New Roman" w:hAnsi="Times New Roman" w:cs="Times New Roman"/>
           <w:sz w:val="24"/>
           <w:szCs w:val="22"/>
-        </w:rPr>
-        <w:t>$</w:t>
-      </w:r>
-      <w:proofErr w:type="spellStart"/>
+          <w:lang w:val="en-US"/>
+        </w:rPr>
+      </w:pPr>
       <w:r>
         <w:rPr>
           <w:rFonts w:ascii="Times New Roman" w:hAnsi="Times New Roman" w:cs="Times New Roman"/>
           <w:sz w:val="24"/>
           <w:szCs w:val="22"/>
-        </w:rPr>
-        <w:t>dbname</w:t>
-      </w:r>
-      <w:proofErr w:type="spellEnd"/>
-      <w:r>
+          <w:lang w:val="en-US"/>
+        </w:rPr>
+        <w:t>$username = 'root';        </w:t>
+      </w:r>
+    </w:p>
+    <w:p>
+      <w:pPr>
         <w:rPr>
           <w:rFonts w:ascii="Times New Roman" w:hAnsi="Times New Roman" w:cs="Times New Roman"/>
           <w:sz w:val="24"/>
           <w:szCs w:val="22"/>
-        </w:rPr>
-        <w:t xml:space="preserve"> = '</w:t>
-      </w:r>
-      <w:proofErr w:type="spellStart"/>
+          <w:lang w:val="en-US"/>
+        </w:rPr>
+      </w:pPr>
       <w:r>
         <w:rPr>
           <w:rFonts w:ascii="Times New Roman" w:hAnsi="Times New Roman" w:cs="Times New Roman"/>
           <w:sz w:val="24"/>
           <w:szCs w:val="22"/>
-        </w:rPr>
-        <w:t>webauth</w:t>
-      </w:r>
-      <w:proofErr w:type="spellEnd"/>
-      <w:r>
+          <w:lang w:val="en-US"/>
+        </w:rPr>
+        <w:t>$password = '';            </w:t>
+      </w:r>
+    </w:p>
+    <w:p>
+      <w:pPr>
         <w:rPr>
           <w:rFonts w:ascii="Times New Roman" w:hAnsi="Times New Roman" w:cs="Times New Roman"/>
           <w:sz w:val="24"/>
           <w:szCs w:val="22"/>
-        </w:rPr>
-        <w:t xml:space="preserve">';       </w:t>
-      </w:r>
-    </w:p>
-    <w:p>
-      <w:pPr>
+          <w:lang w:val="en-US"/>
+        </w:rPr>
+      </w:pPr>
+      <w:r>
         <w:rPr>
           <w:rFonts w:ascii="Times New Roman" w:hAnsi="Times New Roman" w:cs="Times New Roman"/>
           <w:sz w:val="24"/>
           <w:szCs w:val="22"/>
-        </w:rPr>
-      </w:pPr>
-      <w:r>
+          <w:lang w:val="en-US"/>
+        </w:rPr>
+        <w:t>try {</w:t>
+      </w:r>
+    </w:p>
+    <w:p>
+      <w:pPr>
         <w:rPr>
           <w:rFonts w:ascii="Times New Roman" w:hAnsi="Times New Roman" w:cs="Times New Roman"/>
           <w:sz w:val="24"/>
           <w:szCs w:val="22"/>
-        </w:rPr>
-        <w:t>$</w:t>
-      </w:r>
-      <w:proofErr w:type="spellStart"/>
+          <w:lang w:val="en-US"/>
+        </w:rPr>
+      </w:pPr>
       <w:r>
         <w:rPr>
           <w:rFonts w:ascii="Times New Roman" w:hAnsi="Times New Roman" w:cs="Times New Roman"/>
           <w:sz w:val="24"/>
           <w:szCs w:val="22"/>
-        </w:rPr>
-        <w:t>username</w:t>
-      </w:r>
-      <w:proofErr w:type="spellEnd"/>
+          <w:lang w:val="en-US"/>
+        </w:rPr>
+        <w:t>    $</w:t>
+      </w:r>
+      <w:proofErr w:type="spellStart"/>
       <w:r>
         <w:rPr>
           <w:rFonts w:ascii="Times New Roman" w:hAnsi="Times New Roman" w:cs="Times New Roman"/>
           <w:sz w:val="24"/>
           <w:szCs w:val="22"/>
-        </w:rPr>
-        <w:t xml:space="preserve"> = '</w:t>
-      </w:r>
-      <w:proofErr w:type="spellStart"/>
+          <w:lang w:val="en-US"/>
+        </w:rPr>
+        <w:t>db</w:t>
+      </w:r>
+      <w:proofErr w:type="spellEnd"/>
       <w:r>
         <w:rPr>
           <w:rFonts w:ascii="Times New Roman" w:hAnsi="Times New Roman" w:cs="Times New Roman"/>
           <w:sz w:val="24"/>
           <w:szCs w:val="22"/>
-        </w:rPr>
-        <w:t>root</w:t>
-      </w:r>
-      <w:proofErr w:type="spellEnd"/>
+          <w:lang w:val="en-US"/>
+        </w:rPr>
+        <w:t xml:space="preserve"> = new </w:t>
+      </w:r>
+      <w:proofErr w:type="gramStart"/>
       <w:r>
         <w:rPr>
           <w:rFonts w:ascii="Times New Roman" w:hAnsi="Times New Roman" w:cs="Times New Roman"/>
           <w:sz w:val="24"/>
           <w:szCs w:val="22"/>
-        </w:rPr>
-        <w:t>';        </w:t>
-      </w:r>
-    </w:p>
-    <w:p>
-      <w:pPr>
+          <w:lang w:val="en-US"/>
+        </w:rPr>
+        <w:t>PDO(</w:t>
+      </w:r>
+      <w:proofErr w:type="gramEnd"/>
+      <w:r>
         <w:rPr>
           <w:rFonts w:ascii="Times New Roman" w:hAnsi="Times New Roman" w:cs="Times New Roman"/>
           <w:sz w:val="24"/>
           <w:szCs w:val="22"/>
-        </w:rPr>
-      </w:pPr>
+          <w:lang w:val="en-US"/>
+        </w:rPr>
+        <w:t>"</w:t>
+      </w:r>
+      <w:proofErr w:type="spellStart"/>
       <w:r>
         <w:rPr>
           <w:rFonts w:ascii="Times New Roman" w:hAnsi="Times New Roman" w:cs="Times New Roman"/>
           <w:sz w:val="24"/>
           <w:szCs w:val="22"/>
-        </w:rPr>
-        <w:t>$</w:t>
-      </w:r>
-      <w:proofErr w:type="spellStart"/>
+          <w:lang w:val="en-US"/>
+        </w:rPr>
+        <w:t>mysql:host</w:t>
+      </w:r>
+      <w:proofErr w:type="spellEnd"/>
       <w:r>
         <w:rPr>
           <w:rFonts w:ascii="Times New Roman" w:hAnsi="Times New Roman" w:cs="Times New Roman"/>
           <w:sz w:val="24"/>
           <w:szCs w:val="22"/>
-        </w:rPr>
-        <w:t>password</w:t>
-      </w:r>
-      <w:proofErr w:type="spellEnd"/>
+          <w:lang w:val="en-US"/>
+        </w:rPr>
+        <w:t>=$</w:t>
+      </w:r>
+      <w:proofErr w:type="spellStart"/>
       <w:r>
         <w:rPr>
           <w:rFonts w:ascii="Times New Roman" w:hAnsi="Times New Roman" w:cs="Times New Roman"/>
           <w:sz w:val="24"/>
           <w:szCs w:val="22"/>
-        </w:rPr>
-        <w:t xml:space="preserve"> = '';            </w:t>
-      </w:r>
-    </w:p>
-    <w:p>
-      <w:pPr>
+          <w:lang w:val="en-US"/>
+        </w:rPr>
+        <w:t>host;dbname</w:t>
+      </w:r>
+      <w:proofErr w:type="spellEnd"/>
+      <w:r>
         <w:rPr>
           <w:rFonts w:ascii="Times New Roman" w:hAnsi="Times New Roman" w:cs="Times New Roman"/>
           <w:sz w:val="24"/>
           <w:szCs w:val="22"/>
-        </w:rPr>
-      </w:pPr>
+          <w:lang w:val="en-US"/>
+        </w:rPr>
+        <w:t>=$</w:t>
+      </w:r>
       <w:proofErr w:type="spellStart"/>
       <w:r>
         <w:rPr>
           <w:rFonts w:ascii="Times New Roman" w:hAnsi="Times New Roman" w:cs="Times New Roman"/>
           <w:sz w:val="24"/>
           <w:szCs w:val="22"/>
-        </w:rPr>
-        <w:t>try</w:t>
+          <w:lang w:val="en-US"/>
+        </w:rPr>
+        <w:t>dbname;charset</w:t>
       </w:r>
       <w:proofErr w:type="spellEnd"/>
       <w:r>
@@ -1491,8 +1513,9 @@
           <w:rFonts w:ascii="Times New Roman" w:hAnsi="Times New Roman" w:cs="Times New Roman"/>
           <w:sz w:val="24"/>
           <w:szCs w:val="22"/>
-        </w:rPr>
-        <w:t xml:space="preserve"> {</w:t>
+          <w:lang w:val="en-US"/>
+        </w:rPr>
+        <w:t>=utf8", $username, $password);</w:t>
       </w:r>
     </w:p>
     <w:p>
@@ -1501,6 +1524,7 @@
           <w:rFonts w:ascii="Times New Roman" w:hAnsi="Times New Roman" w:cs="Times New Roman"/>
           <w:sz w:val="24"/>
           <w:szCs w:val="22"/>
+          <w:lang w:val="en-US"/>
         </w:rPr>
       </w:pPr>
       <w:r>
@@ -1508,6 +1532,7 @@
           <w:rFonts w:ascii="Times New Roman" w:hAnsi="Times New Roman" w:cs="Times New Roman"/>
           <w:sz w:val="24"/>
           <w:szCs w:val="22"/>
+          <w:lang w:val="en-US"/>
         </w:rPr>
         <w:t>    $</w:t>
       </w:r>
@@ -1517,6 +1542,7 @@
           <w:rFonts w:ascii="Times New Roman" w:hAnsi="Times New Roman" w:cs="Times New Roman"/>
           <w:sz w:val="24"/>
           <w:szCs w:val="22"/>
+          <w:lang w:val="en-US"/>
         </w:rPr>
         <w:t>db</w:t>
       </w:r>
@@ -1526,17 +1552,20 @@
           <w:rFonts w:ascii="Times New Roman" w:hAnsi="Times New Roman" w:cs="Times New Roman"/>
           <w:sz w:val="24"/>
           <w:szCs w:val="22"/>
-        </w:rPr>
-        <w:t xml:space="preserve"> = </w:t>
+          <w:lang w:val="en-US"/>
+        </w:rPr>
+        <w:t>-&gt;</w:t>
       </w:r>
       <w:proofErr w:type="spellStart"/>
+      <w:proofErr w:type="gramStart"/>
       <w:r>
         <w:rPr>
           <w:rFonts w:ascii="Times New Roman" w:hAnsi="Times New Roman" w:cs="Times New Roman"/>
           <w:sz w:val="24"/>
           <w:szCs w:val="22"/>
-        </w:rPr>
-        <w:t>new</w:t>
+          <w:lang w:val="en-US"/>
+        </w:rPr>
+        <w:t>setAttribute</w:t>
       </w:r>
       <w:proofErr w:type="spellEnd"/>
       <w:r>
@@ -1544,171 +1573,19 @@
           <w:rFonts w:ascii="Times New Roman" w:hAnsi="Times New Roman" w:cs="Times New Roman"/>
           <w:sz w:val="24"/>
           <w:szCs w:val="22"/>
-        </w:rPr>
-        <w:t xml:space="preserve"> </w:t>
-      </w:r>
-      <w:proofErr w:type="gramStart"/>
+          <w:lang w:val="en-US"/>
+        </w:rPr>
+        <w:t>(</w:t>
+      </w:r>
+      <w:proofErr w:type="gramEnd"/>
       <w:r>
         <w:rPr>
           <w:rFonts w:ascii="Times New Roman" w:hAnsi="Times New Roman" w:cs="Times New Roman"/>
           <w:sz w:val="24"/>
           <w:szCs w:val="22"/>
-        </w:rPr>
-        <w:t>PDO(</w:t>
-      </w:r>
-      <w:proofErr w:type="gramEnd"/>
-      <w:r>
-        <w:rPr>
-          <w:rFonts w:ascii="Times New Roman" w:hAnsi="Times New Roman" w:cs="Times New Roman"/>
-          <w:sz w:val="24"/>
-          <w:szCs w:val="22"/>
-        </w:rPr>
-        <w:t>"</w:t>
-      </w:r>
-      <w:proofErr w:type="spellStart"/>
-      <w:r>
-        <w:rPr>
-          <w:rFonts w:ascii="Times New Roman" w:hAnsi="Times New Roman" w:cs="Times New Roman"/>
-          <w:sz w:val="24"/>
-          <w:szCs w:val="22"/>
-        </w:rPr>
-        <w:t>mysql:host</w:t>
-      </w:r>
-      <w:proofErr w:type="spellEnd"/>
-      <w:r>
-        <w:rPr>
-          <w:rFonts w:ascii="Times New Roman" w:hAnsi="Times New Roman" w:cs="Times New Roman"/>
-          <w:sz w:val="24"/>
-          <w:szCs w:val="22"/>
-        </w:rPr>
-        <w:t>=$</w:t>
-      </w:r>
-      <w:proofErr w:type="spellStart"/>
-      <w:r>
-        <w:rPr>
-          <w:rFonts w:ascii="Times New Roman" w:hAnsi="Times New Roman" w:cs="Times New Roman"/>
-          <w:sz w:val="24"/>
-          <w:szCs w:val="22"/>
-        </w:rPr>
-        <w:t>host;dbname</w:t>
-      </w:r>
-      <w:proofErr w:type="spellEnd"/>
-      <w:r>
-        <w:rPr>
-          <w:rFonts w:ascii="Times New Roman" w:hAnsi="Times New Roman" w:cs="Times New Roman"/>
-          <w:sz w:val="24"/>
-          <w:szCs w:val="22"/>
-        </w:rPr>
-        <w:t>=$</w:t>
-      </w:r>
-      <w:proofErr w:type="spellStart"/>
-      <w:r>
-        <w:rPr>
-          <w:rFonts w:ascii="Times New Roman" w:hAnsi="Times New Roman" w:cs="Times New Roman"/>
-          <w:sz w:val="24"/>
-          <w:szCs w:val="22"/>
-        </w:rPr>
-        <w:t>dbname;charset</w:t>
-      </w:r>
-      <w:proofErr w:type="spellEnd"/>
-      <w:r>
-        <w:rPr>
-          <w:rFonts w:ascii="Times New Roman" w:hAnsi="Times New Roman" w:cs="Times New Roman"/>
-          <w:sz w:val="24"/>
-          <w:szCs w:val="22"/>
-        </w:rPr>
-        <w:t>=utf8", $</w:t>
-      </w:r>
-      <w:proofErr w:type="spellStart"/>
-      <w:r>
-        <w:rPr>
-          <w:rFonts w:ascii="Times New Roman" w:hAnsi="Times New Roman" w:cs="Times New Roman"/>
-          <w:sz w:val="24"/>
-          <w:szCs w:val="22"/>
-        </w:rPr>
-        <w:t>username</w:t>
-      </w:r>
-      <w:proofErr w:type="spellEnd"/>
-      <w:r>
-        <w:rPr>
-          <w:rFonts w:ascii="Times New Roman" w:hAnsi="Times New Roman" w:cs="Times New Roman"/>
-          <w:sz w:val="24"/>
-          <w:szCs w:val="22"/>
-        </w:rPr>
-        <w:t>, $</w:t>
-      </w:r>
-      <w:proofErr w:type="spellStart"/>
-      <w:r>
-        <w:rPr>
-          <w:rFonts w:ascii="Times New Roman" w:hAnsi="Times New Roman" w:cs="Times New Roman"/>
-          <w:sz w:val="24"/>
-          <w:szCs w:val="22"/>
-        </w:rPr>
-        <w:t>password</w:t>
-      </w:r>
-      <w:proofErr w:type="spellEnd"/>
-      <w:r>
-        <w:rPr>
-          <w:rFonts w:ascii="Times New Roman" w:hAnsi="Times New Roman" w:cs="Times New Roman"/>
-          <w:sz w:val="24"/>
-          <w:szCs w:val="22"/>
-        </w:rPr>
-        <w:t>);</w:t>
-      </w:r>
-    </w:p>
-    <w:p>
-      <w:pPr>
-        <w:rPr>
-          <w:rFonts w:ascii="Times New Roman" w:hAnsi="Times New Roman" w:cs="Times New Roman"/>
-          <w:sz w:val="24"/>
-          <w:szCs w:val="22"/>
-        </w:rPr>
-      </w:pPr>
-      <w:r>
-        <w:rPr>
-          <w:rFonts w:ascii="Times New Roman" w:hAnsi="Times New Roman" w:cs="Times New Roman"/>
-          <w:sz w:val="24"/>
-          <w:szCs w:val="22"/>
-        </w:rPr>
-        <w:t>    $</w:t>
-      </w:r>
-      <w:proofErr w:type="spellStart"/>
-      <w:r>
-        <w:rPr>
-          <w:rFonts w:ascii="Times New Roman" w:hAnsi="Times New Roman" w:cs="Times New Roman"/>
-          <w:sz w:val="24"/>
-          <w:szCs w:val="22"/>
-        </w:rPr>
-        <w:t>db</w:t>
-      </w:r>
-      <w:proofErr w:type="spellEnd"/>
-      <w:proofErr w:type="gramStart"/>
-      <w:r>
-        <w:rPr>
-          <w:rFonts w:ascii="Times New Roman" w:hAnsi="Times New Roman" w:cs="Times New Roman"/>
-          <w:sz w:val="24"/>
-          <w:szCs w:val="22"/>
-        </w:rPr>
-        <w:t>-&gt;</w:t>
-      </w:r>
-      <w:proofErr w:type="spellStart"/>
-      <w:r>
-        <w:rPr>
-          <w:rFonts w:ascii="Times New Roman" w:hAnsi="Times New Roman" w:cs="Times New Roman"/>
-          <w:sz w:val="24"/>
-          <w:szCs w:val="22"/>
-        </w:rPr>
-        <w:t>setAttribute</w:t>
-      </w:r>
-      <w:proofErr w:type="spellEnd"/>
-      <w:proofErr w:type="gramEnd"/>
-      <w:r>
-        <w:rPr>
-          <w:rFonts w:ascii="Times New Roman" w:hAnsi="Times New Roman" w:cs="Times New Roman"/>
-          <w:sz w:val="24"/>
-          <w:szCs w:val="22"/>
-        </w:rPr>
-        <w:t>(PDO::ATTR_ERRMODE, PDO::ERRMODE_EXCEPTION);</w:t>
+          <w:lang w:val="en-US"/>
+        </w:rPr>
+        <w:t>PDO::ATTR_ERRMODE, PDO::ERRMODE_EXCEPTION);</w:t>
       </w:r>
     </w:p>
     <w:p>
@@ -2002,7 +1879,6 @@
           <w:rFonts w:ascii="Times New Roman" w:hAnsi="Times New Roman" w:cs="Times New Roman"/>
           <w:sz w:val="28"/>
           <w:szCs w:val="28"/>
-          <w:lang w:val="en-US"/>
         </w:rPr>
       </w:pPr>
     </w:p>
@@ -2177,13 +2053,15 @@
           <w:rFonts w:ascii="Times New Roman" w:hAnsi="Times New Roman" w:cs="Times New Roman"/>
           <w:sz w:val="28"/>
           <w:szCs w:val="28"/>
-        </w:rPr>
-      </w:pPr>
-      <w:r>
-        <w:rPr>
-          <w:rFonts w:ascii="Times New Roman" w:hAnsi="Times New Roman" w:cs="Times New Roman"/>
-          <w:sz w:val="28"/>
-          <w:szCs w:val="28"/>
+          <w:lang w:val="en-US"/>
+        </w:rPr>
+      </w:pPr>
+      <w:r>
+        <w:rPr>
+          <w:rFonts w:ascii="Times New Roman" w:hAnsi="Times New Roman" w:cs="Times New Roman"/>
+          <w:sz w:val="28"/>
+          <w:szCs w:val="28"/>
+          <w:lang w:val="en-US"/>
         </w:rPr>
         <w:t>&lt;/</w:t>
       </w:r>
@@ -2201,6 +2079,7 @@
           <w:rFonts w:ascii="Times New Roman" w:hAnsi="Times New Roman" w:cs="Times New Roman"/>
           <w:sz w:val="28"/>
           <w:szCs w:val="28"/>
+          <w:lang w:val="en-US"/>
         </w:rPr>
         <w:t>&gt;</w:t>
       </w:r>
@@ -2216,13 +2095,15 @@
           <w:rFonts w:ascii="Times New Roman" w:hAnsi="Times New Roman" w:cs="Times New Roman"/>
           <w:sz w:val="28"/>
           <w:szCs w:val="28"/>
-        </w:rPr>
-      </w:pPr>
-      <w:r>
-        <w:rPr>
-          <w:rFonts w:ascii="Times New Roman" w:hAnsi="Times New Roman" w:cs="Times New Roman"/>
-          <w:sz w:val="28"/>
-          <w:szCs w:val="28"/>
+          <w:lang w:val="en-US"/>
+        </w:rPr>
+      </w:pPr>
+      <w:r>
+        <w:rPr>
+          <w:rFonts w:ascii="Times New Roman" w:hAnsi="Times New Roman" w:cs="Times New Roman"/>
+          <w:sz w:val="28"/>
+          <w:szCs w:val="28"/>
+          <w:lang w:val="en-US"/>
         </w:rPr>
         <w:t>&lt;</w:t>
       </w:r>
@@ -2240,6 +2121,7 @@
           <w:rFonts w:ascii="Times New Roman" w:hAnsi="Times New Roman" w:cs="Times New Roman"/>
           <w:sz w:val="28"/>
           <w:szCs w:val="28"/>
+          <w:lang w:val="en-US"/>
         </w:rPr>
         <w:t>&gt;</w:t>
       </w:r>
@@ -2255,13 +2137,15 @@
           <w:rFonts w:ascii="Times New Roman" w:hAnsi="Times New Roman" w:cs="Times New Roman"/>
           <w:sz w:val="28"/>
           <w:szCs w:val="28"/>
-        </w:rPr>
-      </w:pPr>
-      <w:r>
-        <w:rPr>
-          <w:rFonts w:ascii="Times New Roman" w:hAnsi="Times New Roman" w:cs="Times New Roman"/>
-          <w:sz w:val="28"/>
-          <w:szCs w:val="28"/>
+          <w:lang w:val="en-US"/>
+        </w:rPr>
+      </w:pPr>
+      <w:r>
+        <w:rPr>
+          <w:rFonts w:ascii="Times New Roman" w:hAnsi="Times New Roman" w:cs="Times New Roman"/>
+          <w:sz w:val="28"/>
+          <w:szCs w:val="28"/>
+          <w:lang w:val="en-US"/>
         </w:rPr>
         <w:t>&lt;</w:t>
       </w:r>
@@ -2274,23 +2158,48 @@
         </w:rPr>
         <w:t>h</w:t>
       </w:r>
-      <w:proofErr w:type="gramStart"/>
-      <w:r>
-        <w:rPr>
-          <w:rFonts w:ascii="Times New Roman" w:hAnsi="Times New Roman" w:cs="Times New Roman"/>
-          <w:sz w:val="28"/>
-          <w:szCs w:val="28"/>
-        </w:rPr>
-        <w:t>2&gt;Форма</w:t>
-      </w:r>
-      <w:proofErr w:type="gramEnd"/>
-      <w:r>
-        <w:rPr>
-          <w:rFonts w:ascii="Times New Roman" w:hAnsi="Times New Roman" w:cs="Times New Roman"/>
-          <w:sz w:val="28"/>
-          <w:szCs w:val="28"/>
-        </w:rPr>
-        <w:t xml:space="preserve"> регистрации&lt;/</w:t>
+      <w:r>
+        <w:rPr>
+          <w:rFonts w:ascii="Times New Roman" w:hAnsi="Times New Roman" w:cs="Times New Roman"/>
+          <w:sz w:val="28"/>
+          <w:szCs w:val="28"/>
+          <w:lang w:val="en-US"/>
+        </w:rPr>
+        <w:t>2&gt;</w:t>
+      </w:r>
+      <w:r>
+        <w:rPr>
+          <w:rFonts w:ascii="Times New Roman" w:hAnsi="Times New Roman" w:cs="Times New Roman"/>
+          <w:sz w:val="28"/>
+          <w:szCs w:val="28"/>
+        </w:rPr>
+        <w:t>Форма</w:t>
+      </w:r>
+      <w:r>
+        <w:rPr>
+          <w:rFonts w:ascii="Times New Roman" w:hAnsi="Times New Roman" w:cs="Times New Roman"/>
+          <w:sz w:val="28"/>
+          <w:szCs w:val="28"/>
+          <w:lang w:val="en-US"/>
+        </w:rPr>
+        <w:t xml:space="preserve"> </w:t>
+      </w:r>
+      <w:r>
+        <w:rPr>
+          <w:rFonts w:ascii="Times New Roman" w:hAnsi="Times New Roman" w:cs="Times New Roman"/>
+          <w:sz w:val="28"/>
+          <w:szCs w:val="28"/>
+        </w:rPr>
+        <w:t>регистрации</w:t>
+      </w:r>
+      <w:r>
+        <w:rPr>
+          <w:rFonts w:ascii="Times New Roman" w:hAnsi="Times New Roman" w:cs="Times New Roman"/>
+          <w:sz w:val="28"/>
+          <w:szCs w:val="28"/>
+          <w:lang w:val="en-US"/>
+        </w:rPr>
+        <w:t>&lt;/</w:t>
       </w:r>
       <w:r>
         <w:rPr>
@@ -2306,6 +2215,7 @@
           <w:rFonts w:ascii="Times New Roman" w:hAnsi="Times New Roman" w:cs="Times New Roman"/>
           <w:sz w:val="28"/>
           <w:szCs w:val="28"/>
+          <w:lang w:val="en-US"/>
         </w:rPr>
         <w:t>2&gt;</w:t>
       </w:r>
@@ -2981,18 +2891,24 @@
           <w:rFonts w:ascii="Times New Roman" w:hAnsi="Times New Roman" w:cs="Times New Roman"/>
           <w:sz w:val="28"/>
           <w:szCs w:val="28"/>
-          <w:lang w:val="en-US"/>
-        </w:rPr>
-      </w:pPr>
-      <w:proofErr w:type="spellStart"/>
-      <w:r>
-        <w:rPr>
-          <w:rFonts w:ascii="Times New Roman" w:hAnsi="Times New Roman" w:cs="Times New Roman"/>
-          <w:sz w:val="28"/>
-          <w:szCs w:val="28"/>
-          <w:lang w:val="en-US"/>
-        </w:rPr>
-        <w:t>session_</w:t>
+        </w:rPr>
+      </w:pPr>
+      <w:r>
+        <w:rPr>
+          <w:rFonts w:ascii="Times New Roman" w:hAnsi="Times New Roman" w:cs="Times New Roman"/>
+          <w:sz w:val="28"/>
+          <w:szCs w:val="28"/>
+          <w:lang w:val="en-US"/>
+        </w:rPr>
+        <w:t>session</w:t>
+      </w:r>
+      <w:r>
+        <w:rPr>
+          <w:rFonts w:ascii="Times New Roman" w:hAnsi="Times New Roman" w:cs="Times New Roman"/>
+          <w:sz w:val="28"/>
+          <w:szCs w:val="28"/>
+        </w:rPr>
+        <w:t>_</w:t>
       </w:r>
       <w:proofErr w:type="gramStart"/>
       <w:r>
@@ -3004,13 +2920,11 @@
         </w:rPr>
         <w:t>start</w:t>
       </w:r>
-      <w:proofErr w:type="spellEnd"/>
-      <w:r>
-        <w:rPr>
-          <w:rFonts w:ascii="Times New Roman" w:hAnsi="Times New Roman" w:cs="Times New Roman"/>
-          <w:sz w:val="28"/>
-          <w:szCs w:val="28"/>
-          <w:lang w:val="en-US"/>
+      <w:r>
+        <w:rPr>
+          <w:rFonts w:ascii="Times New Roman" w:hAnsi="Times New Roman" w:cs="Times New Roman"/>
+          <w:sz w:val="28"/>
+          <w:szCs w:val="28"/>
         </w:rPr>
         <w:t>(</w:t>
       </w:r>
@@ -3020,9 +2934,57 @@
           <w:rFonts w:ascii="Times New Roman" w:hAnsi="Times New Roman" w:cs="Times New Roman"/>
           <w:sz w:val="28"/>
           <w:szCs w:val="28"/>
-          <w:lang w:val="en-US"/>
         </w:rPr>
         <w:t>);</w:t>
+      </w:r>
+      <w:r>
+        <w:rPr>
+          <w:rFonts w:ascii="Times New Roman" w:hAnsi="Times New Roman" w:cs="Times New Roman"/>
+          <w:sz w:val="28"/>
+          <w:szCs w:val="28"/>
+        </w:rPr>
+        <w:t xml:space="preserve"> </w:t>
+      </w:r>
+      <w:r>
+        <w:rPr>
+          <w:rFonts w:ascii="Times New Roman" w:hAnsi="Times New Roman" w:cs="Times New Roman"/>
+          <w:sz w:val="28"/>
+          <w:szCs w:val="28"/>
+        </w:rPr>
+        <w:t xml:space="preserve">// </w:t>
+      </w:r>
+      <w:r>
+        <w:t>автоматически</w:t>
+      </w:r>
+      <w:r>
+        <w:t xml:space="preserve"> </w:t>
+      </w:r>
+      <w:r>
+        <w:t>входить</w:t>
+      </w:r>
+      <w:r>
+        <w:t xml:space="preserve"> </w:t>
+      </w:r>
+      <w:r>
+        <w:t>после</w:t>
+      </w:r>
+      <w:r>
+        <w:t xml:space="preserve"> </w:t>
+      </w:r>
+      <w:r>
+        <w:t>регистрации</w:t>
+      </w:r>
+      <w:r>
+        <w:t xml:space="preserve">; </w:t>
+      </w:r>
+      <w:r>
+        <w:t>хранить служебные сообщения;</w:t>
+      </w:r>
+      <w:r>
+        <w:t xml:space="preserve"> </w:t>
+      </w:r>
+      <w:r>
+        <w:t>передавать данные между страницами.</w:t>
       </w:r>
     </w:p>
     <w:p>
@@ -3160,6 +3122,68 @@
     </w:p>
     <w:p>
       <w:pPr>
+        <w:pStyle w:val="af3"/>
+        <w:ind w:firstLine="708"/>
+      </w:pPr>
+      <w:r>
+        <w:rPr>
+          <w:sz w:val="28"/>
+          <w:szCs w:val="28"/>
+          <w:lang w:val="en-US"/>
+        </w:rPr>
+        <w:t xml:space="preserve">  $username = $_POST['username'</w:t>
+      </w:r>
+      <w:proofErr w:type="gramStart"/>
+      <w:r>
+        <w:rPr>
+          <w:sz w:val="28"/>
+          <w:szCs w:val="28"/>
+          <w:lang w:val="en-US"/>
+        </w:rPr>
+        <w:t>] ??</w:t>
+      </w:r>
+      <w:proofErr w:type="gramEnd"/>
+      <w:r>
+        <w:rPr>
+          <w:sz w:val="28"/>
+          <w:szCs w:val="28"/>
+          <w:lang w:val="en-US"/>
+        </w:rPr>
+        <w:t xml:space="preserve"> </w:t>
+      </w:r>
+      <w:r>
+        <w:rPr>
+          <w:sz w:val="28"/>
+          <w:szCs w:val="28"/>
+        </w:rPr>
+        <w:t>'';</w:t>
+      </w:r>
+      <w:r>
+        <w:rPr>
+          <w:sz w:val="28"/>
+          <w:szCs w:val="28"/>
+        </w:rPr>
+        <w:t xml:space="preserve"> </w:t>
+      </w:r>
+      <w:r>
+        <w:rPr>
+          <w:sz w:val="28"/>
+          <w:szCs w:val="28"/>
+        </w:rPr>
+        <w:t xml:space="preserve">// </w:t>
+      </w:r>
+      <w:r>
+        <w:t>если значение существует — взять его;</w:t>
+      </w:r>
+      <w:r>
+        <w:t xml:space="preserve"> </w:t>
+      </w:r>
+      <w:r>
+        <w:t>если нет — подставить значение справа.</w:t>
+      </w:r>
+    </w:p>
+    <w:p>
+      <w:pPr>
         <w:pBdr>
           <w:bottom w:val="single" w:sz="6" w:space="1" w:color="auto"/>
         </w:pBdr>
@@ -3169,38 +3193,8 @@
           <w:rFonts w:ascii="Times New Roman" w:hAnsi="Times New Roman" w:cs="Times New Roman"/>
           <w:sz w:val="28"/>
           <w:szCs w:val="28"/>
-          <w:lang w:val="en-US"/>
-        </w:rPr>
-      </w:pPr>
-      <w:r>
-        <w:rPr>
-          <w:rFonts w:ascii="Times New Roman" w:hAnsi="Times New Roman" w:cs="Times New Roman"/>
-          <w:sz w:val="28"/>
-          <w:szCs w:val="28"/>
-          <w:lang w:val="en-US"/>
-        </w:rPr>
-        <w:t xml:space="preserve">    $username = $_POST['username'</w:t>
-      </w:r>
-      <w:proofErr w:type="gramStart"/>
-      <w:r>
-        <w:rPr>
-          <w:rFonts w:ascii="Times New Roman" w:hAnsi="Times New Roman" w:cs="Times New Roman"/>
-          <w:sz w:val="28"/>
-          <w:szCs w:val="28"/>
-          <w:lang w:val="en-US"/>
-        </w:rPr>
-        <w:t>] ??</w:t>
-      </w:r>
-      <w:proofErr w:type="gramEnd"/>
-      <w:r>
-        <w:rPr>
-          <w:rFonts w:ascii="Times New Roman" w:hAnsi="Times New Roman" w:cs="Times New Roman"/>
-          <w:sz w:val="28"/>
-          <w:szCs w:val="28"/>
-          <w:lang w:val="en-US"/>
-        </w:rPr>
-        <w:t xml:space="preserve"> '';</w:t>
-      </w:r>
+        </w:rPr>
+      </w:pPr>
     </w:p>
     <w:p>
       <w:pPr>
@@ -3221,9 +3215,17 @@
           <w:rFonts w:ascii="Times New Roman" w:hAnsi="Times New Roman" w:cs="Times New Roman"/>
           <w:sz w:val="28"/>
           <w:szCs w:val="28"/>
-          <w:lang w:val="en-US"/>
-        </w:rPr>
-        <w:t xml:space="preserve">    $</w:t>
+        </w:rPr>
+        <w:t xml:space="preserve">    </w:t>
+      </w:r>
+      <w:r>
+        <w:rPr>
+          <w:rFonts w:ascii="Times New Roman" w:hAnsi="Times New Roman" w:cs="Times New Roman"/>
+          <w:sz w:val="28"/>
+          <w:szCs w:val="28"/>
+          <w:lang w:val="en-US"/>
+        </w:rPr>
+        <w:t>$</w:t>
       </w:r>
       <w:proofErr w:type="spellStart"/>
       <w:r>
@@ -3389,6 +3391,7 @@
           <w:szCs w:val="28"/>
           <w:lang w:val="en-US"/>
         </w:rPr>
+        <w:lastRenderedPageBreak/>
         <w:t xml:space="preserve">        </w:t>
       </w:r>
       <w:r>
@@ -3974,6 +3977,7 @@
           <w:rFonts w:ascii="Times New Roman" w:hAnsi="Times New Roman" w:cs="Times New Roman"/>
           <w:sz w:val="28"/>
           <w:szCs w:val="28"/>
+          <w:lang w:val="en-US"/>
         </w:rPr>
       </w:pPr>
       <w:r>
@@ -3990,6 +3994,7 @@
           <w:rFonts w:ascii="Times New Roman" w:hAnsi="Times New Roman" w:cs="Times New Roman"/>
           <w:sz w:val="28"/>
           <w:szCs w:val="28"/>
+          <w:lang w:val="en-US"/>
         </w:rPr>
         <w:t>$</w:t>
       </w:r>
@@ -4007,8 +4012,94 @@
           <w:rFonts w:ascii="Times New Roman" w:hAnsi="Times New Roman" w:cs="Times New Roman"/>
           <w:sz w:val="28"/>
           <w:szCs w:val="28"/>
-        </w:rPr>
-        <w:t xml:space="preserve"> = "Пользователь с таким логином или </w:t>
+          <w:lang w:val="en-US"/>
+        </w:rPr>
+        <w:t xml:space="preserve"> = "</w:t>
+      </w:r>
+      <w:r>
+        <w:rPr>
+          <w:rFonts w:ascii="Times New Roman" w:hAnsi="Times New Roman" w:cs="Times New Roman"/>
+          <w:sz w:val="28"/>
+          <w:szCs w:val="28"/>
+        </w:rPr>
+        <w:t>Пользователь</w:t>
+      </w:r>
+      <w:r>
+        <w:rPr>
+          <w:rFonts w:ascii="Times New Roman" w:hAnsi="Times New Roman" w:cs="Times New Roman"/>
+          <w:sz w:val="28"/>
+          <w:szCs w:val="28"/>
+          <w:lang w:val="en-US"/>
+        </w:rPr>
+        <w:t xml:space="preserve"> </w:t>
+      </w:r>
+      <w:r>
+        <w:rPr>
+          <w:rFonts w:ascii="Times New Roman" w:hAnsi="Times New Roman" w:cs="Times New Roman"/>
+          <w:sz w:val="28"/>
+          <w:szCs w:val="28"/>
+        </w:rPr>
+        <w:t>с</w:t>
+      </w:r>
+      <w:r>
+        <w:rPr>
+          <w:rFonts w:ascii="Times New Roman" w:hAnsi="Times New Roman" w:cs="Times New Roman"/>
+          <w:sz w:val="28"/>
+          <w:szCs w:val="28"/>
+          <w:lang w:val="en-US"/>
+        </w:rPr>
+        <w:t xml:space="preserve"> </w:t>
+      </w:r>
+      <w:r>
+        <w:rPr>
+          <w:rFonts w:ascii="Times New Roman" w:hAnsi="Times New Roman" w:cs="Times New Roman"/>
+          <w:sz w:val="28"/>
+          <w:szCs w:val="28"/>
+        </w:rPr>
+        <w:t>таким</w:t>
+      </w:r>
+      <w:r>
+        <w:rPr>
+          <w:rFonts w:ascii="Times New Roman" w:hAnsi="Times New Roman" w:cs="Times New Roman"/>
+          <w:sz w:val="28"/>
+          <w:szCs w:val="28"/>
+          <w:lang w:val="en-US"/>
+        </w:rPr>
+        <w:t xml:space="preserve"> </w:t>
+      </w:r>
+      <w:r>
+        <w:rPr>
+          <w:rFonts w:ascii="Times New Roman" w:hAnsi="Times New Roman" w:cs="Times New Roman"/>
+          <w:sz w:val="28"/>
+          <w:szCs w:val="28"/>
+        </w:rPr>
+        <w:t>логином</w:t>
+      </w:r>
+      <w:r>
+        <w:rPr>
+          <w:rFonts w:ascii="Times New Roman" w:hAnsi="Times New Roman" w:cs="Times New Roman"/>
+          <w:sz w:val="28"/>
+          <w:szCs w:val="28"/>
+          <w:lang w:val="en-US"/>
+        </w:rPr>
+        <w:t xml:space="preserve"> </w:t>
+      </w:r>
+      <w:r>
+        <w:rPr>
+          <w:rFonts w:ascii="Times New Roman" w:hAnsi="Times New Roman" w:cs="Times New Roman"/>
+          <w:sz w:val="28"/>
+          <w:szCs w:val="28"/>
+        </w:rPr>
+        <w:t>или</w:t>
+      </w:r>
+      <w:r>
+        <w:rPr>
+          <w:rFonts w:ascii="Times New Roman" w:hAnsi="Times New Roman" w:cs="Times New Roman"/>
+          <w:sz w:val="28"/>
+          <w:szCs w:val="28"/>
+          <w:lang w:val="en-US"/>
+        </w:rPr>
+        <w:t xml:space="preserve"> </w:t>
       </w:r>
       <w:r>
         <w:rPr>
@@ -4024,8 +4115,43 @@
           <w:rFonts w:ascii="Times New Roman" w:hAnsi="Times New Roman" w:cs="Times New Roman"/>
           <w:sz w:val="28"/>
           <w:szCs w:val="28"/>
-        </w:rPr>
-        <w:t xml:space="preserve"> уже существует!";</w:t>
+          <w:lang w:val="en-US"/>
+        </w:rPr>
+        <w:t xml:space="preserve"> </w:t>
+      </w:r>
+      <w:r>
+        <w:rPr>
+          <w:rFonts w:ascii="Times New Roman" w:hAnsi="Times New Roman" w:cs="Times New Roman"/>
+          <w:sz w:val="28"/>
+          <w:szCs w:val="28"/>
+        </w:rPr>
+        <w:t>уже</w:t>
+      </w:r>
+      <w:r>
+        <w:rPr>
+          <w:rFonts w:ascii="Times New Roman" w:hAnsi="Times New Roman" w:cs="Times New Roman"/>
+          <w:sz w:val="28"/>
+          <w:szCs w:val="28"/>
+          <w:lang w:val="en-US"/>
+        </w:rPr>
+        <w:t xml:space="preserve"> </w:t>
+      </w:r>
+      <w:r>
+        <w:rPr>
+          <w:rFonts w:ascii="Times New Roman" w:hAnsi="Times New Roman" w:cs="Times New Roman"/>
+          <w:sz w:val="28"/>
+          <w:szCs w:val="28"/>
+        </w:rPr>
+        <w:t>существует</w:t>
+      </w:r>
+      <w:r>
+        <w:rPr>
+          <w:rFonts w:ascii="Times New Roman" w:hAnsi="Times New Roman" w:cs="Times New Roman"/>
+          <w:sz w:val="28"/>
+          <w:szCs w:val="28"/>
+          <w:lang w:val="en-US"/>
+        </w:rPr>
+        <w:t>!";</w:t>
       </w:r>
     </w:p>
     <w:p>
@@ -4047,6 +4173,7 @@
           <w:rFonts w:ascii="Times New Roman" w:hAnsi="Times New Roman" w:cs="Times New Roman"/>
           <w:sz w:val="28"/>
           <w:szCs w:val="28"/>
+          <w:lang w:val="en-US"/>
         </w:rPr>
         <w:t xml:space="preserve">            </w:t>
       </w:r>
@@ -4605,17 +4732,24 @@
           <w:rFonts w:ascii="Times New Roman" w:hAnsi="Times New Roman" w:cs="Times New Roman"/>
           <w:sz w:val="28"/>
           <w:szCs w:val="28"/>
-          <w:lang w:val="en-US"/>
-        </w:rPr>
-      </w:pPr>
-      <w:r>
-        <w:rPr>
-          <w:rFonts w:ascii="Times New Roman" w:hAnsi="Times New Roman" w:cs="Times New Roman"/>
-          <w:sz w:val="28"/>
-          <w:szCs w:val="28"/>
-          <w:lang w:val="en-US"/>
-        </w:rPr>
-        <w:t>&lt;p&gt;&lt;?php echo $message</w:t>
+        </w:rPr>
+      </w:pPr>
+      <w:r>
+        <w:rPr>
+          <w:rFonts w:ascii="Times New Roman" w:hAnsi="Times New Roman" w:cs="Times New Roman"/>
+          <w:sz w:val="28"/>
+          <w:szCs w:val="28"/>
+        </w:rPr>
+        <w:t>&lt;</w:t>
+      </w:r>
+      <w:r>
+        <w:rPr>
+          <w:rFonts w:ascii="Times New Roman" w:hAnsi="Times New Roman" w:cs="Times New Roman"/>
+          <w:sz w:val="28"/>
+          <w:szCs w:val="28"/>
+          <w:lang w:val="en-US"/>
+        </w:rPr>
+        <w:t>p</w:t>
       </w:r>
       <w:proofErr w:type="gramStart"/>
       <w:r>
@@ -4623,9 +4757,8 @@
           <w:rFonts w:ascii="Times New Roman" w:hAnsi="Times New Roman" w:cs="Times New Roman"/>
           <w:sz w:val="28"/>
           <w:szCs w:val="28"/>
-          <w:lang w:val="en-US"/>
-        </w:rPr>
-        <w:t>; ?</w:t>
+        </w:rPr>
+        <w:t>&gt;&lt;</w:t>
       </w:r>
       <w:proofErr w:type="gramEnd"/>
       <w:r>
@@ -4633,9 +4766,76 @@
           <w:rFonts w:ascii="Times New Roman" w:hAnsi="Times New Roman" w:cs="Times New Roman"/>
           <w:sz w:val="28"/>
           <w:szCs w:val="28"/>
-          <w:lang w:val="en-US"/>
-        </w:rPr>
-        <w:t>&gt;&lt;/p&gt;</w:t>
+        </w:rPr>
+        <w:t>?</w:t>
+      </w:r>
+      <w:r>
+        <w:rPr>
+          <w:rFonts w:ascii="Times New Roman" w:hAnsi="Times New Roman" w:cs="Times New Roman"/>
+          <w:sz w:val="28"/>
+          <w:szCs w:val="28"/>
+          <w:lang w:val="en-US"/>
+        </w:rPr>
+        <w:t>php</w:t>
+      </w:r>
+      <w:r>
+        <w:rPr>
+          <w:rFonts w:ascii="Times New Roman" w:hAnsi="Times New Roman" w:cs="Times New Roman"/>
+          <w:sz w:val="28"/>
+          <w:szCs w:val="28"/>
+        </w:rPr>
+        <w:t xml:space="preserve"> </w:t>
+      </w:r>
+      <w:r>
+        <w:rPr>
+          <w:rFonts w:ascii="Times New Roman" w:hAnsi="Times New Roman" w:cs="Times New Roman"/>
+          <w:sz w:val="28"/>
+          <w:szCs w:val="28"/>
+          <w:lang w:val="en-US"/>
+        </w:rPr>
+        <w:t>echo</w:t>
+      </w:r>
+      <w:r>
+        <w:rPr>
+          <w:rFonts w:ascii="Times New Roman" w:hAnsi="Times New Roman" w:cs="Times New Roman"/>
+          <w:sz w:val="28"/>
+          <w:szCs w:val="28"/>
+        </w:rPr>
+        <w:t xml:space="preserve"> $</w:t>
+      </w:r>
+      <w:r>
+        <w:rPr>
+          <w:rFonts w:ascii="Times New Roman" w:hAnsi="Times New Roman" w:cs="Times New Roman"/>
+          <w:sz w:val="28"/>
+          <w:szCs w:val="28"/>
+          <w:lang w:val="en-US"/>
+        </w:rPr>
+        <w:t>message</w:t>
+      </w:r>
+      <w:r>
+        <w:rPr>
+          <w:rFonts w:ascii="Times New Roman" w:hAnsi="Times New Roman" w:cs="Times New Roman"/>
+          <w:sz w:val="28"/>
+          <w:szCs w:val="28"/>
+        </w:rPr>
+        <w:t>; ?&gt;&lt;/</w:t>
+      </w:r>
+      <w:r>
+        <w:rPr>
+          <w:rFonts w:ascii="Times New Roman" w:hAnsi="Times New Roman" w:cs="Times New Roman"/>
+          <w:sz w:val="28"/>
+          <w:szCs w:val="28"/>
+          <w:lang w:val="en-US"/>
+        </w:rPr>
+        <w:t>p</w:t>
+      </w:r>
+      <w:r>
+        <w:rPr>
+          <w:rFonts w:ascii="Times New Roman" w:hAnsi="Times New Roman" w:cs="Times New Roman"/>
+          <w:sz w:val="28"/>
+          <w:szCs w:val="28"/>
+        </w:rPr>
+        <w:t>&gt;</w:t>
       </w:r>
     </w:p>
     <w:p>
@@ -4702,6 +4902,9 @@
         <w:jc w:val="center"/>
       </w:pPr>
       <w:r>
+        <w:rPr>
+          <w:noProof/>
+        </w:rPr>
         <w:lastRenderedPageBreak/>
         <w:drawing>
           <wp:inline distT="0" distB="0" distL="0" distR="0" wp14:anchorId="739CB08F" wp14:editId="5D2E5828">
@@ -4903,6 +5106,9 @@
         <w:jc w:val="both"/>
       </w:pPr>
       <w:r>
+        <w:rPr>
+          <w:noProof/>
+        </w:rPr>
         <w:drawing>
           <wp:inline distT="0" distB="0" distL="0" distR="0" wp14:anchorId="48C904C8" wp14:editId="62C941A0">
             <wp:extent cx="5382376" cy="3515216"/>
@@ -5040,7 +5246,6 @@
           <w:rFonts w:ascii="Times New Roman" w:hAnsi="Times New Roman" w:cs="Times New Roman"/>
           <w:sz w:val="28"/>
           <w:szCs w:val="28"/>
-          <w:lang w:val="en-US"/>
         </w:rPr>
       </w:pPr>
     </w:p>
@@ -5053,17 +5258,49 @@
           <w:rFonts w:ascii="Times New Roman" w:hAnsi="Times New Roman" w:cs="Times New Roman"/>
           <w:sz w:val="28"/>
           <w:szCs w:val="28"/>
-          <w:lang w:val="en-US"/>
-        </w:rPr>
-      </w:pPr>
-      <w:r>
-        <w:rPr>
-          <w:rFonts w:ascii="Times New Roman" w:hAnsi="Times New Roman" w:cs="Times New Roman"/>
-          <w:sz w:val="28"/>
-          <w:szCs w:val="28"/>
-          <w:lang w:val="en-US"/>
-        </w:rPr>
-        <w:t>&lt;!DOCTYPE html&gt;</w:t>
+        </w:rPr>
+      </w:pPr>
+      <w:r>
+        <w:rPr>
+          <w:rFonts w:ascii="Times New Roman" w:hAnsi="Times New Roman" w:cs="Times New Roman"/>
+          <w:sz w:val="28"/>
+          <w:szCs w:val="28"/>
+        </w:rPr>
+        <w:t>&lt;!</w:t>
+      </w:r>
+      <w:r>
+        <w:rPr>
+          <w:rFonts w:ascii="Times New Roman" w:hAnsi="Times New Roman" w:cs="Times New Roman"/>
+          <w:sz w:val="28"/>
+          <w:szCs w:val="28"/>
+          <w:lang w:val="en-US"/>
+        </w:rPr>
+        <w:t>DOCTYPE</w:t>
+      </w:r>
+      <w:r>
+        <w:rPr>
+          <w:rFonts w:ascii="Times New Roman" w:hAnsi="Times New Roman" w:cs="Times New Roman"/>
+          <w:sz w:val="28"/>
+          <w:szCs w:val="28"/>
+        </w:rPr>
+        <w:t xml:space="preserve"> </w:t>
+      </w:r>
+      <w:r>
+        <w:rPr>
+          <w:rFonts w:ascii="Times New Roman" w:hAnsi="Times New Roman" w:cs="Times New Roman"/>
+          <w:sz w:val="28"/>
+          <w:szCs w:val="28"/>
+          <w:lang w:val="en-US"/>
+        </w:rPr>
+        <w:t>html</w:t>
+      </w:r>
+      <w:r>
+        <w:rPr>
+          <w:rFonts w:ascii="Times New Roman" w:hAnsi="Times New Roman" w:cs="Times New Roman"/>
+          <w:sz w:val="28"/>
+          <w:szCs w:val="28"/>
+        </w:rPr>
+        <w:t>&gt;</w:t>
       </w:r>
     </w:p>
     <w:p>
@@ -5821,18 +6058,24 @@
           <w:rFonts w:ascii="Times New Roman" w:hAnsi="Times New Roman" w:cs="Times New Roman"/>
           <w:sz w:val="28"/>
           <w:szCs w:val="28"/>
-          <w:lang w:val="en-US"/>
-        </w:rPr>
-      </w:pPr>
-      <w:proofErr w:type="spellStart"/>
-      <w:r>
-        <w:rPr>
-          <w:rFonts w:ascii="Times New Roman" w:hAnsi="Times New Roman" w:cs="Times New Roman"/>
-          <w:sz w:val="28"/>
-          <w:szCs w:val="28"/>
-          <w:lang w:val="en-US"/>
-        </w:rPr>
-        <w:t>session_</w:t>
+        </w:rPr>
+      </w:pPr>
+      <w:r>
+        <w:rPr>
+          <w:rFonts w:ascii="Times New Roman" w:hAnsi="Times New Roman" w:cs="Times New Roman"/>
+          <w:sz w:val="28"/>
+          <w:szCs w:val="28"/>
+          <w:lang w:val="en-US"/>
+        </w:rPr>
+        <w:t>session</w:t>
+      </w:r>
+      <w:r>
+        <w:rPr>
+          <w:rFonts w:ascii="Times New Roman" w:hAnsi="Times New Roman" w:cs="Times New Roman"/>
+          <w:sz w:val="28"/>
+          <w:szCs w:val="28"/>
+        </w:rPr>
+        <w:t>_</w:t>
       </w:r>
       <w:proofErr w:type="gramStart"/>
       <w:r>
@@ -5844,13 +6087,11 @@
         </w:rPr>
         <w:t>start</w:t>
       </w:r>
-      <w:proofErr w:type="spellEnd"/>
-      <w:r>
-        <w:rPr>
-          <w:rFonts w:ascii="Times New Roman" w:hAnsi="Times New Roman" w:cs="Times New Roman"/>
-          <w:sz w:val="28"/>
-          <w:szCs w:val="28"/>
-          <w:lang w:val="en-US"/>
+      <w:r>
+        <w:rPr>
+          <w:rFonts w:ascii="Times New Roman" w:hAnsi="Times New Roman" w:cs="Times New Roman"/>
+          <w:sz w:val="28"/>
+          <w:szCs w:val="28"/>
         </w:rPr>
         <w:t>(</w:t>
       </w:r>
@@ -5860,9 +6101,52 @@
           <w:rFonts w:ascii="Times New Roman" w:hAnsi="Times New Roman" w:cs="Times New Roman"/>
           <w:sz w:val="28"/>
           <w:szCs w:val="28"/>
-          <w:lang w:val="en-US"/>
         </w:rPr>
         <w:t>);</w:t>
+      </w:r>
+      <w:r>
+        <w:rPr>
+          <w:rFonts w:ascii="Times New Roman" w:hAnsi="Times New Roman" w:cs="Times New Roman"/>
+          <w:sz w:val="28"/>
+          <w:szCs w:val="28"/>
+        </w:rPr>
+        <w:t xml:space="preserve"> // </w:t>
+      </w:r>
+      <w:r>
+        <w:t>автоматически</w:t>
+      </w:r>
+      <w:r>
+        <w:t xml:space="preserve"> </w:t>
+      </w:r>
+      <w:r>
+        <w:t>входить</w:t>
+      </w:r>
+      <w:r>
+        <w:t xml:space="preserve"> </w:t>
+      </w:r>
+      <w:r>
+        <w:t>после</w:t>
+      </w:r>
+      <w:r>
+        <w:t xml:space="preserve"> </w:t>
+      </w:r>
+      <w:r>
+        <w:t>регистрации</w:t>
+      </w:r>
+      <w:r>
+        <w:t>;</w:t>
+      </w:r>
+      <w:r>
+        <w:t xml:space="preserve"> </w:t>
+      </w:r>
+      <w:r>
+        <w:t>хранить служебные сообщения;</w:t>
+      </w:r>
+      <w:r>
+        <w:t xml:space="preserve"> </w:t>
+      </w:r>
+      <w:r>
+        <w:t>передавать данные между страницами.</w:t>
       </w:r>
     </w:p>
     <w:p>
@@ -5875,48 +6159,86 @@
           <w:rFonts w:ascii="Times New Roman" w:hAnsi="Times New Roman" w:cs="Times New Roman"/>
           <w:sz w:val="28"/>
           <w:szCs w:val="28"/>
-          <w:lang w:val="en-US"/>
-        </w:rPr>
-      </w:pPr>
-      <w:proofErr w:type="spellStart"/>
-      <w:r>
-        <w:rPr>
-          <w:rFonts w:ascii="Times New Roman" w:hAnsi="Times New Roman" w:cs="Times New Roman"/>
-          <w:sz w:val="28"/>
-          <w:szCs w:val="28"/>
-          <w:lang w:val="en-US"/>
-        </w:rPr>
-        <w:t>require_once</w:t>
-      </w:r>
-      <w:proofErr w:type="spellEnd"/>
-      <w:r>
-        <w:rPr>
-          <w:rFonts w:ascii="Times New Roman" w:hAnsi="Times New Roman" w:cs="Times New Roman"/>
-          <w:sz w:val="28"/>
-          <w:szCs w:val="28"/>
-          <w:lang w:val="en-US"/>
+        </w:rPr>
+      </w:pPr>
+      <w:r>
+        <w:rPr>
+          <w:rFonts w:ascii="Times New Roman" w:hAnsi="Times New Roman" w:cs="Times New Roman"/>
+          <w:sz w:val="28"/>
+          <w:szCs w:val="28"/>
+          <w:lang w:val="en-US"/>
+        </w:rPr>
+        <w:t>require</w:t>
+      </w:r>
+      <w:r>
+        <w:rPr>
+          <w:rFonts w:ascii="Times New Roman" w:hAnsi="Times New Roman" w:cs="Times New Roman"/>
+          <w:sz w:val="28"/>
+          <w:szCs w:val="28"/>
+        </w:rPr>
+        <w:t>_</w:t>
+      </w:r>
+      <w:r>
+        <w:rPr>
+          <w:rFonts w:ascii="Times New Roman" w:hAnsi="Times New Roman" w:cs="Times New Roman"/>
+          <w:sz w:val="28"/>
+          <w:szCs w:val="28"/>
+          <w:lang w:val="en-US"/>
+        </w:rPr>
+        <w:t>once</w:t>
+      </w:r>
+      <w:r>
+        <w:rPr>
+          <w:rFonts w:ascii="Times New Roman" w:hAnsi="Times New Roman" w:cs="Times New Roman"/>
+          <w:sz w:val="28"/>
+          <w:szCs w:val="28"/>
         </w:rPr>
         <w:t xml:space="preserve"> '</w:t>
       </w:r>
-      <w:proofErr w:type="spellStart"/>
-      <w:r>
-        <w:rPr>
-          <w:rFonts w:ascii="Times New Roman" w:hAnsi="Times New Roman" w:cs="Times New Roman"/>
-          <w:sz w:val="28"/>
-          <w:szCs w:val="28"/>
-          <w:lang w:val="en-US"/>
-        </w:rPr>
-        <w:t>config.php</w:t>
-      </w:r>
-      <w:proofErr w:type="spellEnd"/>
-      <w:r>
-        <w:rPr>
-          <w:rFonts w:ascii="Times New Roman" w:hAnsi="Times New Roman" w:cs="Times New Roman"/>
-          <w:sz w:val="28"/>
-          <w:szCs w:val="28"/>
-          <w:lang w:val="en-US"/>
+      <w:r>
+        <w:rPr>
+          <w:rFonts w:ascii="Times New Roman" w:hAnsi="Times New Roman" w:cs="Times New Roman"/>
+          <w:sz w:val="28"/>
+          <w:szCs w:val="28"/>
+          <w:lang w:val="en-US"/>
+        </w:rPr>
+        <w:t>config</w:t>
+      </w:r>
+      <w:r>
+        <w:rPr>
+          <w:rFonts w:ascii="Times New Roman" w:hAnsi="Times New Roman" w:cs="Times New Roman"/>
+          <w:sz w:val="28"/>
+          <w:szCs w:val="28"/>
+        </w:rPr>
+        <w:t>.</w:t>
+      </w:r>
+      <w:r>
+        <w:rPr>
+          <w:rFonts w:ascii="Times New Roman" w:hAnsi="Times New Roman" w:cs="Times New Roman"/>
+          <w:sz w:val="28"/>
+          <w:szCs w:val="28"/>
+          <w:lang w:val="en-US"/>
+        </w:rPr>
+        <w:t>php</w:t>
+      </w:r>
+      <w:r>
+        <w:rPr>
+          <w:rFonts w:ascii="Times New Roman" w:hAnsi="Times New Roman" w:cs="Times New Roman"/>
+          <w:sz w:val="28"/>
+          <w:szCs w:val="28"/>
         </w:rPr>
         <w:t>';</w:t>
+      </w:r>
+      <w:r>
+        <w:rPr>
+          <w:rFonts w:ascii="Times New Roman" w:hAnsi="Times New Roman" w:cs="Times New Roman"/>
+          <w:sz w:val="28"/>
+          <w:szCs w:val="28"/>
+        </w:rPr>
+        <w:t xml:space="preserve"> // </w:t>
+      </w:r>
+      <w:r>
+        <w:t>заставляет PHP подключить внешний файл.</w:t>
       </w:r>
     </w:p>
     <w:p>
@@ -5929,7 +6251,6 @@
           <w:rFonts w:ascii="Times New Roman" w:hAnsi="Times New Roman" w:cs="Times New Roman"/>
           <w:sz w:val="28"/>
           <w:szCs w:val="28"/>
-          <w:lang w:val="en-US"/>
         </w:rPr>
       </w:pPr>
     </w:p>
@@ -6003,7 +6324,6 @@
           <w:rFonts w:ascii="Times New Roman" w:hAnsi="Times New Roman" w:cs="Times New Roman"/>
           <w:sz w:val="28"/>
           <w:szCs w:val="28"/>
-          <w:lang w:val="en-US"/>
         </w:rPr>
       </w:pPr>
       <w:r>
@@ -6033,7 +6353,15 @@
           <w:szCs w:val="28"/>
           <w:lang w:val="en-US"/>
         </w:rPr>
-        <w:t xml:space="preserve"> '';</w:t>
+        <w:t xml:space="preserve"> </w:t>
+      </w:r>
+      <w:r>
+        <w:rPr>
+          <w:rFonts w:ascii="Times New Roman" w:hAnsi="Times New Roman" w:cs="Times New Roman"/>
+          <w:sz w:val="28"/>
+          <w:szCs w:val="28"/>
+        </w:rPr>
+        <w:t>'';</w:t>
       </w:r>
     </w:p>
     <w:p>
@@ -6054,9 +6382,17 @@
           <w:rFonts w:ascii="Times New Roman" w:hAnsi="Times New Roman" w:cs="Times New Roman"/>
           <w:sz w:val="28"/>
           <w:szCs w:val="28"/>
-          <w:lang w:val="en-US"/>
-        </w:rPr>
-        <w:t xml:space="preserve">    $password = $_POST['password'</w:t>
+        </w:rPr>
+        <w:t xml:space="preserve">    </w:t>
+      </w:r>
+      <w:r>
+        <w:rPr>
+          <w:rFonts w:ascii="Times New Roman" w:hAnsi="Times New Roman" w:cs="Times New Roman"/>
+          <w:sz w:val="28"/>
+          <w:szCs w:val="28"/>
+          <w:lang w:val="en-US"/>
+        </w:rPr>
+        <w:t>$password = $_POST['password'</w:t>
       </w:r>
       <w:proofErr w:type="gramStart"/>
       <w:r>
@@ -6113,7 +6449,6 @@
           <w:szCs w:val="28"/>
           <w:lang w:val="en-US"/>
         </w:rPr>
-        <w:lastRenderedPageBreak/>
         <w:t xml:space="preserve">    if (empty($username) || empty($password)) {</w:t>
       </w:r>
     </w:p>
@@ -6228,7 +6563,6 @@
           <w:rFonts w:ascii="Times New Roman" w:hAnsi="Times New Roman" w:cs="Times New Roman"/>
           <w:sz w:val="28"/>
           <w:szCs w:val="28"/>
-          <w:lang w:val="en-US"/>
         </w:rPr>
       </w:pPr>
       <w:r>
@@ -6580,6 +6914,7 @@
           <w:rFonts w:ascii="Times New Roman" w:hAnsi="Times New Roman" w:cs="Times New Roman"/>
           <w:sz w:val="28"/>
           <w:szCs w:val="28"/>
+          <w:lang w:val="en-US"/>
         </w:rPr>
       </w:pPr>
       <w:r>
@@ -6596,6 +6931,7 @@
           <w:rFonts w:ascii="Times New Roman" w:hAnsi="Times New Roman" w:cs="Times New Roman"/>
           <w:sz w:val="28"/>
           <w:szCs w:val="28"/>
+          <w:lang w:val="en-US"/>
         </w:rPr>
         <w:t>;</w:t>
       </w:r>
@@ -6617,8 +6953,17 @@
           <w:rFonts w:ascii="Times New Roman" w:hAnsi="Times New Roman" w:cs="Times New Roman"/>
           <w:sz w:val="28"/>
           <w:szCs w:val="28"/>
-        </w:rPr>
-        <w:t xml:space="preserve">            } </w:t>
+          <w:lang w:val="en-US"/>
+        </w:rPr>
+        <w:t xml:space="preserve">            </w:t>
+      </w:r>
+      <w:r>
+        <w:rPr>
+          <w:rFonts w:ascii="Times New Roman" w:hAnsi="Times New Roman" w:cs="Times New Roman"/>
+          <w:sz w:val="28"/>
+          <w:szCs w:val="28"/>
+        </w:rPr>
+        <w:t xml:space="preserve">} </w:t>
       </w:r>
       <w:r>
         <w:rPr>
@@ -6794,7 +7139,6 @@
           <w:rFonts w:ascii="Times New Roman" w:hAnsi="Times New Roman" w:cs="Times New Roman"/>
           <w:sz w:val="28"/>
           <w:szCs w:val="28"/>
-          <w:lang w:val="en-US"/>
         </w:rPr>
       </w:pPr>
       <w:r>
@@ -6837,12 +7181,28 @@
           <w:rFonts w:ascii="Times New Roman" w:hAnsi="Times New Roman" w:cs="Times New Roman"/>
           <w:sz w:val="28"/>
           <w:szCs w:val="28"/>
-          <w:lang w:val="en-US"/>
-        </w:rPr>
-        <w:t>$e-&gt;</w:t>
+        </w:rPr>
+        <w:t>$</w:t>
+      </w:r>
+      <w:r>
+        <w:rPr>
+          <w:rFonts w:ascii="Times New Roman" w:hAnsi="Times New Roman" w:cs="Times New Roman"/>
+          <w:sz w:val="28"/>
+          <w:szCs w:val="28"/>
+          <w:lang w:val="en-US"/>
+        </w:rPr>
+        <w:t>e</w:t>
+      </w:r>
+      <w:proofErr w:type="gramStart"/>
+      <w:r>
+        <w:rPr>
+          <w:rFonts w:ascii="Times New Roman" w:hAnsi="Times New Roman" w:cs="Times New Roman"/>
+          <w:sz w:val="28"/>
+          <w:szCs w:val="28"/>
+        </w:rPr>
+        <w:t>-&gt;</w:t>
       </w:r>
       <w:proofErr w:type="spellStart"/>
-      <w:proofErr w:type="gramStart"/>
       <w:r>
         <w:rPr>
           <w:rFonts w:ascii="Times New Roman" w:hAnsi="Times New Roman" w:cs="Times New Roman"/>
@@ -6853,24 +7213,14 @@
         <w:t>getMessage</w:t>
       </w:r>
       <w:proofErr w:type="spellEnd"/>
-      <w:r>
-        <w:rPr>
-          <w:rFonts w:ascii="Times New Roman" w:hAnsi="Times New Roman" w:cs="Times New Roman"/>
-          <w:sz w:val="28"/>
-          <w:szCs w:val="28"/>
-          <w:lang w:val="en-US"/>
-        </w:rPr>
-        <w:t>(</w:t>
-      </w:r>
       <w:proofErr w:type="gramEnd"/>
       <w:r>
         <w:rPr>
           <w:rFonts w:ascii="Times New Roman" w:hAnsi="Times New Roman" w:cs="Times New Roman"/>
           <w:sz w:val="28"/>
           <w:szCs w:val="28"/>
-          <w:lang w:val="en-US"/>
-        </w:rPr>
-        <w:t>));</w:t>
+        </w:rPr>
+        <w:t>());</w:t>
       </w:r>
     </w:p>
     <w:p>
@@ -6891,9 +7241,17 @@
           <w:rFonts w:ascii="Times New Roman" w:hAnsi="Times New Roman" w:cs="Times New Roman"/>
           <w:sz w:val="28"/>
           <w:szCs w:val="28"/>
-          <w:lang w:val="en-US"/>
-        </w:rPr>
-        <w:t xml:space="preserve">        }</w:t>
+        </w:rPr>
+        <w:t xml:space="preserve">        </w:t>
+      </w:r>
+      <w:r>
+        <w:rPr>
+          <w:rFonts w:ascii="Times New Roman" w:hAnsi="Times New Roman" w:cs="Times New Roman"/>
+          <w:sz w:val="28"/>
+          <w:szCs w:val="28"/>
+          <w:lang w:val="en-US"/>
+        </w:rPr>
+        <w:t>}</w:t>
       </w:r>
     </w:p>
     <w:p>
@@ -7152,6 +7510,7 @@
           <w:sz w:val="28"/>
           <w:szCs w:val="28"/>
         </w:rPr>
+        <w:lastRenderedPageBreak/>
         <w:t>&lt;/</w:t>
       </w:r>
       <w:r>
@@ -7190,7 +7549,6 @@
           <w:sz w:val="28"/>
           <w:szCs w:val="28"/>
         </w:rPr>
-        <w:lastRenderedPageBreak/>
         <w:t>&lt;</w:t>
       </w:r>
       <w:r>
@@ -7286,17 +7644,24 @@
           <w:rFonts w:ascii="Times New Roman" w:hAnsi="Times New Roman" w:cs="Times New Roman"/>
           <w:sz w:val="28"/>
           <w:szCs w:val="28"/>
-          <w:lang w:val="en-US"/>
-        </w:rPr>
-      </w:pPr>
-      <w:r>
-        <w:rPr>
-          <w:rFonts w:ascii="Times New Roman" w:hAnsi="Times New Roman" w:cs="Times New Roman"/>
-          <w:sz w:val="28"/>
-          <w:szCs w:val="28"/>
-          <w:lang w:val="en-US"/>
-        </w:rPr>
-        <w:t>&lt;p&gt;&lt;?php echo $message</w:t>
+        </w:rPr>
+      </w:pPr>
+      <w:r>
+        <w:rPr>
+          <w:rFonts w:ascii="Times New Roman" w:hAnsi="Times New Roman" w:cs="Times New Roman"/>
+          <w:sz w:val="28"/>
+          <w:szCs w:val="28"/>
+        </w:rPr>
+        <w:t>&lt;</w:t>
+      </w:r>
+      <w:r>
+        <w:rPr>
+          <w:rFonts w:ascii="Times New Roman" w:hAnsi="Times New Roman" w:cs="Times New Roman"/>
+          <w:sz w:val="28"/>
+          <w:szCs w:val="28"/>
+          <w:lang w:val="en-US"/>
+        </w:rPr>
+        <w:t>p</w:t>
       </w:r>
       <w:proofErr w:type="gramStart"/>
       <w:r>
@@ -7304,9 +7669,8 @@
           <w:rFonts w:ascii="Times New Roman" w:hAnsi="Times New Roman" w:cs="Times New Roman"/>
           <w:sz w:val="28"/>
           <w:szCs w:val="28"/>
-          <w:lang w:val="en-US"/>
-        </w:rPr>
-        <w:t>; ?</w:t>
+        </w:rPr>
+        <w:t>&gt;&lt;</w:t>
       </w:r>
       <w:proofErr w:type="gramEnd"/>
       <w:r>
@@ -7314,9 +7678,76 @@
           <w:rFonts w:ascii="Times New Roman" w:hAnsi="Times New Roman" w:cs="Times New Roman"/>
           <w:sz w:val="28"/>
           <w:szCs w:val="28"/>
-          <w:lang w:val="en-US"/>
-        </w:rPr>
-        <w:t>&gt;&lt;/p&gt;</w:t>
+        </w:rPr>
+        <w:t>?</w:t>
+      </w:r>
+      <w:r>
+        <w:rPr>
+          <w:rFonts w:ascii="Times New Roman" w:hAnsi="Times New Roman" w:cs="Times New Roman"/>
+          <w:sz w:val="28"/>
+          <w:szCs w:val="28"/>
+          <w:lang w:val="en-US"/>
+        </w:rPr>
+        <w:t>php</w:t>
+      </w:r>
+      <w:r>
+        <w:rPr>
+          <w:rFonts w:ascii="Times New Roman" w:hAnsi="Times New Roman" w:cs="Times New Roman"/>
+          <w:sz w:val="28"/>
+          <w:szCs w:val="28"/>
+        </w:rPr>
+        <w:t xml:space="preserve"> </w:t>
+      </w:r>
+      <w:r>
+        <w:rPr>
+          <w:rFonts w:ascii="Times New Roman" w:hAnsi="Times New Roman" w:cs="Times New Roman"/>
+          <w:sz w:val="28"/>
+          <w:szCs w:val="28"/>
+          <w:lang w:val="en-US"/>
+        </w:rPr>
+        <w:t>echo</w:t>
+      </w:r>
+      <w:r>
+        <w:rPr>
+          <w:rFonts w:ascii="Times New Roman" w:hAnsi="Times New Roman" w:cs="Times New Roman"/>
+          <w:sz w:val="28"/>
+          <w:szCs w:val="28"/>
+        </w:rPr>
+        <w:t xml:space="preserve"> $</w:t>
+      </w:r>
+      <w:r>
+        <w:rPr>
+          <w:rFonts w:ascii="Times New Roman" w:hAnsi="Times New Roman" w:cs="Times New Roman"/>
+          <w:sz w:val="28"/>
+          <w:szCs w:val="28"/>
+          <w:lang w:val="en-US"/>
+        </w:rPr>
+        <w:t>message</w:t>
+      </w:r>
+      <w:r>
+        <w:rPr>
+          <w:rFonts w:ascii="Times New Roman" w:hAnsi="Times New Roman" w:cs="Times New Roman"/>
+          <w:sz w:val="28"/>
+          <w:szCs w:val="28"/>
+        </w:rPr>
+        <w:t>; ?&gt;&lt;/</w:t>
+      </w:r>
+      <w:r>
+        <w:rPr>
+          <w:rFonts w:ascii="Times New Roman" w:hAnsi="Times New Roman" w:cs="Times New Roman"/>
+          <w:sz w:val="28"/>
+          <w:szCs w:val="28"/>
+          <w:lang w:val="en-US"/>
+        </w:rPr>
+        <w:t>p</w:t>
+      </w:r>
+      <w:r>
+        <w:rPr>
+          <w:rFonts w:ascii="Times New Roman" w:hAnsi="Times New Roman" w:cs="Times New Roman"/>
+          <w:sz w:val="28"/>
+          <w:szCs w:val="28"/>
+        </w:rPr>
+        <w:t>&gt;</w:t>
       </w:r>
     </w:p>
     <w:p>
@@ -7447,17 +7878,32 @@
           <w:rFonts w:ascii="Times New Roman" w:hAnsi="Times New Roman" w:cs="Times New Roman"/>
           <w:sz w:val="28"/>
           <w:szCs w:val="28"/>
-          <w:lang w:val="en-US"/>
-        </w:rPr>
-      </w:pPr>
-      <w:r>
-        <w:rPr>
-          <w:rFonts w:ascii="Times New Roman" w:hAnsi="Times New Roman" w:cs="Times New Roman"/>
-          <w:sz w:val="28"/>
-          <w:szCs w:val="28"/>
-          <w:lang w:val="en-US"/>
-        </w:rPr>
-        <w:t>&lt;/body&gt;</w:t>
+        </w:rPr>
+      </w:pPr>
+      <w:r>
+        <w:rPr>
+          <w:rFonts w:ascii="Times New Roman" w:hAnsi="Times New Roman" w:cs="Times New Roman"/>
+          <w:sz w:val="28"/>
+          <w:szCs w:val="28"/>
+        </w:rPr>
+        <w:t>&lt;/</w:t>
+      </w:r>
+      <w:r>
+        <w:rPr>
+          <w:rFonts w:ascii="Times New Roman" w:hAnsi="Times New Roman" w:cs="Times New Roman"/>
+          <w:sz w:val="28"/>
+          <w:szCs w:val="28"/>
+          <w:lang w:val="en-US"/>
+        </w:rPr>
+        <w:t>body</w:t>
+      </w:r>
+      <w:r>
+        <w:rPr>
+          <w:rFonts w:ascii="Times New Roman" w:hAnsi="Times New Roman" w:cs="Times New Roman"/>
+          <w:sz w:val="28"/>
+          <w:szCs w:val="28"/>
+        </w:rPr>
+        <w:t>&gt;</w:t>
       </w:r>
     </w:p>
     <w:p>
@@ -7478,9 +7924,25 @@
           <w:rFonts w:ascii="Times New Roman" w:hAnsi="Times New Roman" w:cs="Times New Roman"/>
           <w:sz w:val="28"/>
           <w:szCs w:val="28"/>
-          <w:lang w:val="en-US"/>
-        </w:rPr>
-        <w:t>&lt;/html&gt;</w:t>
+        </w:rPr>
+        <w:t>&lt;/</w:t>
+      </w:r>
+      <w:r>
+        <w:rPr>
+          <w:rFonts w:ascii="Times New Roman" w:hAnsi="Times New Roman" w:cs="Times New Roman"/>
+          <w:sz w:val="28"/>
+          <w:szCs w:val="28"/>
+          <w:lang w:val="en-US"/>
+        </w:rPr>
+        <w:t>html</w:t>
+      </w:r>
+      <w:r>
+        <w:rPr>
+          <w:rFonts w:ascii="Times New Roman" w:hAnsi="Times New Roman" w:cs="Times New Roman"/>
+          <w:sz w:val="28"/>
+          <w:szCs w:val="28"/>
+        </w:rPr>
+        <w:t>&gt;</w:t>
       </w:r>
     </w:p>
     <w:p>
@@ -7589,7 +8051,6 @@
           <w:rFonts w:ascii="Times New Roman" w:hAnsi="Times New Roman" w:cs="Times New Roman"/>
           <w:sz w:val="28"/>
           <w:szCs w:val="24"/>
-          <w:lang w:val="en-US"/>
         </w:rPr>
         <w:t>.</w:t>
       </w:r>
@@ -7803,15 +8264,13 @@
           <w:rFonts w:ascii="Times New Roman" w:hAnsi="Times New Roman" w:cs="Times New Roman"/>
           <w:sz w:val="28"/>
           <w:szCs w:val="28"/>
-          <w:lang w:val="en-US"/>
-        </w:rPr>
-      </w:pPr>
-      <w:r>
-        <w:rPr>
-          <w:rFonts w:ascii="Times New Roman" w:hAnsi="Times New Roman" w:cs="Times New Roman"/>
-          <w:sz w:val="28"/>
-          <w:szCs w:val="28"/>
-          <w:lang w:val="en-US"/>
+        </w:rPr>
+      </w:pPr>
+      <w:r>
+        <w:rPr>
+          <w:rFonts w:ascii="Times New Roman" w:hAnsi="Times New Roman" w:cs="Times New Roman"/>
+          <w:sz w:val="28"/>
+          <w:szCs w:val="28"/>
         </w:rPr>
         <w:t xml:space="preserve">    </w:t>
       </w:r>
@@ -7823,7 +8282,15 @@
           <w:szCs w:val="28"/>
           <w:lang w:val="en-US"/>
         </w:rPr>
-        <w:t>header(</w:t>
+        <w:t>header</w:t>
+      </w:r>
+      <w:r>
+        <w:rPr>
+          <w:rFonts w:ascii="Times New Roman" w:hAnsi="Times New Roman" w:cs="Times New Roman"/>
+          <w:sz w:val="28"/>
+          <w:szCs w:val="28"/>
+        </w:rPr>
+        <w:t>(</w:t>
       </w:r>
       <w:proofErr w:type="gramEnd"/>
       <w:r>
@@ -7831,9 +8298,91 @@
           <w:rFonts w:ascii="Times New Roman" w:hAnsi="Times New Roman" w:cs="Times New Roman"/>
           <w:sz w:val="28"/>
           <w:szCs w:val="28"/>
-          <w:lang w:val="en-US"/>
-        </w:rPr>
-        <w:t>'Location: login.html');</w:t>
+        </w:rPr>
+        <w:t>'</w:t>
+      </w:r>
+      <w:r>
+        <w:rPr>
+          <w:rFonts w:ascii="Times New Roman" w:hAnsi="Times New Roman" w:cs="Times New Roman"/>
+          <w:sz w:val="28"/>
+          <w:szCs w:val="28"/>
+          <w:lang w:val="en-US"/>
+        </w:rPr>
+        <w:t>Location</w:t>
+      </w:r>
+      <w:r>
+        <w:rPr>
+          <w:rFonts w:ascii="Times New Roman" w:hAnsi="Times New Roman" w:cs="Times New Roman"/>
+          <w:sz w:val="28"/>
+          <w:szCs w:val="28"/>
+        </w:rPr>
+        <w:t xml:space="preserve">: </w:t>
+      </w:r>
+      <w:r>
+        <w:rPr>
+          <w:rFonts w:ascii="Times New Roman" w:hAnsi="Times New Roman" w:cs="Times New Roman"/>
+          <w:sz w:val="28"/>
+          <w:szCs w:val="28"/>
+          <w:lang w:val="en-US"/>
+        </w:rPr>
+        <w:t>login</w:t>
+      </w:r>
+      <w:r>
+        <w:rPr>
+          <w:rFonts w:ascii="Times New Roman" w:hAnsi="Times New Roman" w:cs="Times New Roman"/>
+          <w:sz w:val="28"/>
+          <w:szCs w:val="28"/>
+        </w:rPr>
+        <w:t>.</w:t>
+      </w:r>
+      <w:r>
+        <w:rPr>
+          <w:rFonts w:ascii="Times New Roman" w:hAnsi="Times New Roman" w:cs="Times New Roman"/>
+          <w:sz w:val="28"/>
+          <w:szCs w:val="28"/>
+          <w:lang w:val="en-US"/>
+        </w:rPr>
+        <w:t>html</w:t>
+      </w:r>
+      <w:r>
+        <w:rPr>
+          <w:rFonts w:ascii="Times New Roman" w:hAnsi="Times New Roman" w:cs="Times New Roman"/>
+          <w:sz w:val="28"/>
+          <w:szCs w:val="28"/>
+        </w:rPr>
+        <w:t>');</w:t>
+      </w:r>
+      <w:r>
+        <w:rPr>
+          <w:rFonts w:ascii="Times New Roman" w:hAnsi="Times New Roman" w:cs="Times New Roman"/>
+          <w:sz w:val="28"/>
+          <w:szCs w:val="28"/>
+        </w:rPr>
+        <w:t xml:space="preserve"> // </w:t>
+      </w:r>
+      <w:r>
+        <w:rPr>
+          <w:rFonts w:ascii="Times New Roman" w:hAnsi="Times New Roman" w:cs="Times New Roman"/>
+          <w:sz w:val="28"/>
+          <w:szCs w:val="28"/>
+        </w:rPr>
+        <w:t>перенаправление</w:t>
+      </w:r>
+      <w:r>
+        <w:rPr>
+          <w:rFonts w:ascii="Times New Roman" w:hAnsi="Times New Roman" w:cs="Times New Roman"/>
+          <w:sz w:val="28"/>
+          <w:szCs w:val="28"/>
+        </w:rPr>
+        <w:t xml:space="preserve"> </w:t>
+      </w:r>
+      <w:r>
+        <w:rPr>
+          <w:rFonts w:ascii="Times New Roman" w:hAnsi="Times New Roman" w:cs="Times New Roman"/>
+          <w:sz w:val="28"/>
+          <w:szCs w:val="28"/>
+        </w:rPr>
+        <w:t>пользователя</w:t>
       </w:r>
     </w:p>
     <w:p>
@@ -7854,9 +8403,17 @@
           <w:rFonts w:ascii="Times New Roman" w:hAnsi="Times New Roman" w:cs="Times New Roman"/>
           <w:sz w:val="28"/>
           <w:szCs w:val="28"/>
-          <w:lang w:val="en-US"/>
-        </w:rPr>
-        <w:t xml:space="preserve">    exit;</w:t>
+        </w:rPr>
+        <w:t xml:space="preserve">    </w:t>
+      </w:r>
+      <w:r>
+        <w:rPr>
+          <w:rFonts w:ascii="Times New Roman" w:hAnsi="Times New Roman" w:cs="Times New Roman"/>
+          <w:sz w:val="28"/>
+          <w:szCs w:val="28"/>
+          <w:lang w:val="en-US"/>
+        </w:rPr>
+        <w:t>exit;</w:t>
       </w:r>
     </w:p>
     <w:p>
@@ -8713,6 +9270,7 @@
           <w:rFonts w:ascii="Times New Roman" w:hAnsi="Times New Roman" w:cs="Times New Roman"/>
           <w:sz w:val="28"/>
           <w:szCs w:val="28"/>
+          <w:lang w:val="en-US"/>
         </w:rPr>
       </w:pPr>
       <w:r>
@@ -8734,6 +9292,7 @@
           <w:rFonts w:ascii="Times New Roman" w:hAnsi="Times New Roman" w:cs="Times New Roman"/>
           <w:sz w:val="28"/>
           <w:szCs w:val="28"/>
+          <w:lang w:val="en-US"/>
         </w:rPr>
       </w:pPr>
     </w:p>
@@ -8744,6 +9303,9 @@
         <w:jc w:val="center"/>
       </w:pPr>
       <w:r>
+        <w:rPr>
+          <w:noProof/>
+        </w:rPr>
         <w:drawing>
           <wp:inline distT="0" distB="0" distL="0" distR="0" wp14:anchorId="0D0B40CE" wp14:editId="03C1D28A">
             <wp:extent cx="5229955" cy="2762636"/>
@@ -13801,6 +14363,155 @@
     </w:lvl>
   </w:abstractNum>
   <w:abstractNum w:abstractNumId="38" w15:restartNumberingAfterBreak="0">
+    <w:nsid w:val="6B0E5008"/>
+    <w:multiLevelType w:val="multilevel"/>
+    <w:tmpl w:val="F35E12EC"/>
+    <w:lvl w:ilvl="0">
+      <w:start w:val="1"/>
+      <w:numFmt w:val="bullet"/>
+      <w:lvlText w:val=""/>
+      <w:lvlJc w:val="left"/>
+      <w:pPr>
+        <w:tabs>
+          <w:tab w:val="num" w:pos="720"/>
+        </w:tabs>
+        <w:ind w:left="720" w:hanging="360"/>
+      </w:pPr>
+      <w:rPr>
+        <w:rFonts w:ascii="Symbol" w:hAnsi="Symbol" w:hint="default"/>
+        <w:sz w:val="20"/>
+      </w:rPr>
+    </w:lvl>
+    <w:lvl w:ilvl="1" w:tentative="1">
+      <w:start w:val="1"/>
+      <w:numFmt w:val="bullet"/>
+      <w:lvlText w:val="o"/>
+      <w:lvlJc w:val="left"/>
+      <w:pPr>
+        <w:tabs>
+          <w:tab w:val="num" w:pos="1440"/>
+        </w:tabs>
+        <w:ind w:left="1440" w:hanging="360"/>
+      </w:pPr>
+      <w:rPr>
+        <w:rFonts w:ascii="Courier New" w:hAnsi="Courier New" w:hint="default"/>
+        <w:sz w:val="20"/>
+      </w:rPr>
+    </w:lvl>
+    <w:lvl w:ilvl="2" w:tentative="1">
+      <w:start w:val="1"/>
+      <w:numFmt w:val="bullet"/>
+      <w:lvlText w:val=""/>
+      <w:lvlJc w:val="left"/>
+      <w:pPr>
+        <w:tabs>
+          <w:tab w:val="num" w:pos="2160"/>
+        </w:tabs>
+        <w:ind w:left="2160" w:hanging="360"/>
+      </w:pPr>
+      <w:rPr>
+        <w:rFonts w:ascii="Wingdings" w:hAnsi="Wingdings" w:hint="default"/>
+        <w:sz w:val="20"/>
+      </w:rPr>
+    </w:lvl>
+    <w:lvl w:ilvl="3" w:tentative="1">
+      <w:start w:val="1"/>
+      <w:numFmt w:val="bullet"/>
+      <w:lvlText w:val=""/>
+      <w:lvlJc w:val="left"/>
+      <w:pPr>
+        <w:tabs>
+          <w:tab w:val="num" w:pos="2880"/>
+        </w:tabs>
+        <w:ind w:left="2880" w:hanging="360"/>
+      </w:pPr>
+      <w:rPr>
+        <w:rFonts w:ascii="Wingdings" w:hAnsi="Wingdings" w:hint="default"/>
+        <w:sz w:val="20"/>
+      </w:rPr>
+    </w:lvl>
+    <w:lvl w:ilvl="4" w:tentative="1">
+      <w:start w:val="1"/>
+      <w:numFmt w:val="bullet"/>
+      <w:lvlText w:val=""/>
+      <w:lvlJc w:val="left"/>
+      <w:pPr>
+        <w:tabs>
+          <w:tab w:val="num" w:pos="3600"/>
+        </w:tabs>
+        <w:ind w:left="3600" w:hanging="360"/>
+      </w:pPr>
+      <w:rPr>
+        <w:rFonts w:ascii="Wingdings" w:hAnsi="Wingdings" w:hint="default"/>
+        <w:sz w:val="20"/>
+      </w:rPr>
+    </w:lvl>
+    <w:lvl w:ilvl="5" w:tentative="1">
+      <w:start w:val="1"/>
+      <w:numFmt w:val="bullet"/>
+      <w:lvlText w:val=""/>
+      <w:lvlJc w:val="left"/>
+      <w:pPr>
+        <w:tabs>
+          <w:tab w:val="num" w:pos="4320"/>
+        </w:tabs>
+        <w:ind w:left="4320" w:hanging="360"/>
+      </w:pPr>
+      <w:rPr>
+        <w:rFonts w:ascii="Wingdings" w:hAnsi="Wingdings" w:hint="default"/>
+        <w:sz w:val="20"/>
+      </w:rPr>
+    </w:lvl>
+    <w:lvl w:ilvl="6" w:tentative="1">
+      <w:start w:val="1"/>
+      <w:numFmt w:val="bullet"/>
+      <w:lvlText w:val=""/>
+      <w:lvlJc w:val="left"/>
+      <w:pPr>
+        <w:tabs>
+          <w:tab w:val="num" w:pos="5040"/>
+        </w:tabs>
+        <w:ind w:left="5040" w:hanging="360"/>
+      </w:pPr>
+      <w:rPr>
+        <w:rFonts w:ascii="Wingdings" w:hAnsi="Wingdings" w:hint="default"/>
+        <w:sz w:val="20"/>
+      </w:rPr>
+    </w:lvl>
+    <w:lvl w:ilvl="7" w:tentative="1">
+      <w:start w:val="1"/>
+      <w:numFmt w:val="bullet"/>
+      <w:lvlText w:val=""/>
+      <w:lvlJc w:val="left"/>
+      <w:pPr>
+        <w:tabs>
+          <w:tab w:val="num" w:pos="5760"/>
+        </w:tabs>
+        <w:ind w:left="5760" w:hanging="360"/>
+      </w:pPr>
+      <w:rPr>
+        <w:rFonts w:ascii="Wingdings" w:hAnsi="Wingdings" w:hint="default"/>
+        <w:sz w:val="20"/>
+      </w:rPr>
+    </w:lvl>
+    <w:lvl w:ilvl="8" w:tentative="1">
+      <w:start w:val="1"/>
+      <w:numFmt w:val="bullet"/>
+      <w:lvlText w:val=""/>
+      <w:lvlJc w:val="left"/>
+      <w:pPr>
+        <w:tabs>
+          <w:tab w:val="num" w:pos="6480"/>
+        </w:tabs>
+        <w:ind w:left="6480" w:hanging="360"/>
+      </w:pPr>
+      <w:rPr>
+        <w:rFonts w:ascii="Wingdings" w:hAnsi="Wingdings" w:hint="default"/>
+        <w:sz w:val="20"/>
+      </w:rPr>
+    </w:lvl>
+  </w:abstractNum>
+  <w:abstractNum w:abstractNumId="39" w15:restartNumberingAfterBreak="0">
     <w:nsid w:val="6F817FB3"/>
     <w:multiLevelType w:val="multilevel"/>
     <w:tmpl w:val="77C64164"/>
@@ -13949,7 +14660,7 @@
       </w:rPr>
     </w:lvl>
   </w:abstractNum>
-  <w:abstractNum w:abstractNumId="39" w15:restartNumberingAfterBreak="0">
+  <w:abstractNum w:abstractNumId="40" w15:restartNumberingAfterBreak="0">
     <w:nsid w:val="70EB3EE1"/>
     <w:multiLevelType w:val="multilevel"/>
     <w:tmpl w:val="1834EEB6"/>
@@ -14098,7 +14809,7 @@
       </w:rPr>
     </w:lvl>
   </w:abstractNum>
-  <w:abstractNum w:abstractNumId="40" w15:restartNumberingAfterBreak="0">
+  <w:abstractNum w:abstractNumId="41" w15:restartNumberingAfterBreak="0">
     <w:nsid w:val="733B6B94"/>
     <w:multiLevelType w:val="multilevel"/>
     <w:tmpl w:val="202C9C34"/>
@@ -14243,7 +14954,7 @@
       </w:rPr>
     </w:lvl>
   </w:abstractNum>
-  <w:abstractNum w:abstractNumId="41" w15:restartNumberingAfterBreak="0">
+  <w:abstractNum w:abstractNumId="42" w15:restartNumberingAfterBreak="0">
     <w:nsid w:val="7D77175F"/>
     <w:multiLevelType w:val="hybridMultilevel"/>
     <w:tmpl w:val="9CA2829E"/>
@@ -14356,7 +15067,7 @@
       </w:rPr>
     </w:lvl>
   </w:abstractNum>
-  <w:abstractNum w:abstractNumId="42" w15:restartNumberingAfterBreak="0">
+  <w:abstractNum w:abstractNumId="43" w15:restartNumberingAfterBreak="0">
     <w:nsid w:val="7E21115E"/>
     <w:multiLevelType w:val="multilevel"/>
     <w:tmpl w:val="E4669E7C"/>
@@ -14581,7 +15292,7 @@
     <w:abstractNumId w:val="3"/>
   </w:num>
   <w:num w:numId="26">
-    <w:abstractNumId w:val="40"/>
+    <w:abstractNumId w:val="41"/>
   </w:num>
   <w:num w:numId="27">
     <w:abstractNumId w:val="5"/>
@@ -14590,7 +15301,7 @@
     <w:abstractNumId w:val="20"/>
   </w:num>
   <w:num w:numId="29">
-    <w:abstractNumId w:val="41"/>
+    <w:abstractNumId w:val="42"/>
   </w:num>
   <w:num w:numId="30">
     <w:abstractNumId w:val="18"/>
@@ -14599,13 +15310,13 @@
     <w:abstractNumId w:val="22"/>
   </w:num>
   <w:num w:numId="32">
-    <w:abstractNumId w:val="39"/>
+    <w:abstractNumId w:val="40"/>
   </w:num>
   <w:num w:numId="33">
     <w:abstractNumId w:val="37"/>
   </w:num>
   <w:num w:numId="34">
-    <w:abstractNumId w:val="38"/>
+    <w:abstractNumId w:val="39"/>
   </w:num>
   <w:num w:numId="35">
     <w:abstractNumId w:val="14"/>
@@ -14614,7 +15325,7 @@
     <w:abstractNumId w:val="2"/>
   </w:num>
   <w:num w:numId="37">
-    <w:abstractNumId w:val="42"/>
+    <w:abstractNumId w:val="43"/>
   </w:num>
   <w:num w:numId="38">
     <w:abstractNumId w:val="30"/>
@@ -14633,6 +15344,9 @@
   </w:num>
   <w:num w:numId="43">
     <w:abstractNumId w:val="17"/>
+  </w:num>
+  <w:num w:numId="44">
+    <w:abstractNumId w:val="38"/>
   </w:num>
 </w:numbering>
 </file>
@@ -15691,6 +16405,25 @@
       <w:shd w:val="clear" w:color="auto" w:fill="E1DFDD"/>
     </w:rPr>
   </w:style>
+  <w:style w:type="paragraph" w:styleId="af3">
+    <w:name w:val="Normal (Web)"/>
+    <w:basedOn w:val="a"/>
+    <w:uiPriority w:val="99"/>
+    <w:semiHidden/>
+    <w:unhideWhenUsed/>
+    <w:rsid w:val="00031D94"/>
+    <w:pPr>
+      <w:spacing w:before="100" w:beforeAutospacing="1" w:after="100" w:afterAutospacing="1" w:line="240" w:lineRule="auto"/>
+    </w:pPr>
+    <w:rPr>
+      <w:rFonts w:ascii="Times New Roman" w:eastAsia="Times New Roman" w:hAnsi="Times New Roman" w:cs="Times New Roman"/>
+      <w:kern w:val="0"/>
+      <w:sz w:val="24"/>
+      <w:szCs w:val="24"/>
+      <w:lang w:eastAsia="ru-RU" w:bidi="ar-SA"/>
+      <w14:ligatures w14:val="none"/>
+    </w:rPr>
+  </w:style>
 </w:styles>
 </file>
 
